--- a/poa_template_1ip_2agent.docx
+++ b/poa_template_1ip_2agent.docx
@@ -139,24 +139,6 @@
           <w:sz w:val="24"/>
         </w:rPr>
       </w:pPr>
-      <w:del w:id="1" w:author="Jessie Li" w:date="2026-04-06T10:36:00Z" w16du:dateUtc="2026-04-06T17:36:00Z">
-        <w:r>
-          <w:rPr>
-            <w:rFonts w:eastAsia="Times New Roman"/>
-            <w:sz w:val="24"/>
-          </w:rPr>
-          <w:delText>JUNXIAO CUI</w:delText>
-        </w:r>
-      </w:del>
-      <w:ins w:id="2" w:author="Jessie Li" w:date="2026-04-06T10:36:00Z" w16du:dateUtc="2026-04-06T17:36:00Z">
-        <w:r>
-          <w:rPr>
-            <w:rFonts w:eastAsia="Times New Roman"/>
-            <w:sz w:val="24"/>
-          </w:rPr>
-          <w:t>DAOQING ZHOU</w:t>
-        </w:r>
-      </w:ins>
       <w:r>
         <w:rPr>
           <w:sz w:val="24"/>
@@ -237,24 +219,6 @@
                 <w:sz w:val="24"/>
               </w:rPr>
             </w:pPr>
-            <w:del w:id="3" w:author="Jessie Li" w:date="2026-04-06T10:36:00Z" w16du:dateUtc="2026-04-06T17:36:00Z">
-              <w:r>
-                <w:rPr>
-                  <w:caps/>
-                  <w:sz w:val="24"/>
-                </w:rPr>
-                <w:delText>CHILD CUI</w:delText>
-              </w:r>
-            </w:del>
-            <w:ins w:id="4" w:author="Jessie Li" w:date="2026-04-06T10:36:00Z" w16du:dateUtc="2026-04-06T17:36:00Z">
-              <w:r>
-                <w:rPr>
-                  <w:caps/>
-                  <w:sz w:val="24"/>
-                </w:rPr>
-                <w:t>CHILD ZHOU</w:t>
-              </w:r>
-            </w:ins>
             <w:r>
               <w:rPr>
                 <w:caps/>
@@ -286,35 +250,6 @@
                 <w:sz w:val="24"/>
               </w:rPr>
             </w:pPr>
-            <w:del w:id="5" w:author="Jessie Li" w:date="2026-04-06T10:52:00Z" w16du:dateUtc="2026-04-06T17:52:00Z">
-              <w:r>
-                <w:rPr>
-                  <w:caps/>
-                  <w:sz w:val="24"/>
-                </w:rPr>
-                <w:delText xml:space="preserve">to be </w:delText>
-              </w:r>
-            </w:del>
-            <w:del w:id="6" w:author="Jessie Li" w:date="2026-04-06T10:36:00Z" w16du:dateUtc="2026-04-06T17:36:00Z">
-              <w:r>
-                <w:rPr>
-                  <w:rFonts w:eastAsia="Times New Roman"/>
-                  <w:sz w:val="24"/>
-                  <w:szCs w:val="24"/>
-                </w:rPr>
-                <w:delText>JUNXIAO CUI</w:delText>
-              </w:r>
-            </w:del>
-            <w:ins w:id="7" w:author="Jessie Li" w:date="2026-04-06T10:36:00Z" w16du:dateUtc="2026-04-06T17:36:00Z">
-              <w:r>
-                <w:rPr>
-                  <w:rFonts w:eastAsia="Times New Roman"/>
-                  <w:sz w:val="24"/>
-                  <w:szCs w:val="24"/>
-                </w:rPr>
-                <w:t>DAOQING ZHOU</w:t>
-              </w:r>
-            </w:ins>
             <w:r>
               <w:rPr>
                 <w:caps/>
@@ -582,67 +517,6 @@
         <w:pStyle w:val="Style1"/>
         <w:jc w:val="both"/>
       </w:pPr>
-      <w:del w:id="10" w:author="Jessie Li" w:date="2026-04-06T10:36:00Z" w16du:dateUtc="2026-04-06T17:36:00Z">
-        <w:r>
-          <w:rPr>
-            <w:rFonts w:eastAsia="Times New Roman"/>
-          </w:rPr>
-          <w:delText>JUNXIAO CUI</w:delText>
-        </w:r>
-      </w:del>
-      <w:ins w:id="11" w:author="Jessie Li" w:date="2026-04-06T10:36:00Z" w16du:dateUtc="2026-04-06T17:36:00Z">
-        <w:r>
-          <w:rPr>
-            <w:rFonts w:eastAsia="Times New Roman"/>
-          </w:rPr>
-          <w:t>DAOQING ZHOU</w:t>
-        </w:r>
-      </w:ins>
-      <w:del w:id="12" w:author="Jessie Li" w:date="2026-04-06T10:36:00Z" w16du:dateUtc="2026-04-06T17:36:00Z">
-        <w:r>
-          <w:delText>CHILD CUI</w:delText>
-        </w:r>
-      </w:del>
-      <w:ins w:id="13" w:author="Jessie Li" w:date="2026-04-06T10:36:00Z" w16du:dateUtc="2026-04-06T17:36:00Z">
-        <w:r>
-          <w:t>CHILD ZHOU</w:t>
-        </w:r>
-      </w:ins>
-      <w:del w:id="14" w:author="Jessie Li" w:date="2026-04-06T10:36:00Z" w16du:dateUtc="2026-04-06T17:36:00Z">
-        <w:r>
-          <w:rPr>
-            <w:rFonts w:eastAsia="Times New Roman"/>
-            <w:bCs/>
-          </w:rPr>
-          <w:delText>YVETTE ARLENE JAIME</w:delText>
-        </w:r>
-      </w:del>
-      <w:ins w:id="15" w:author="Jessie Li" w:date="2026-04-06T10:36:00Z" w16du:dateUtc="2026-04-06T17:36:00Z">
-        <w:r>
-          <w:rPr>
-            <w:rFonts w:eastAsia="Times New Roman"/>
-            <w:bCs/>
-          </w:rPr>
-          <w:t>TIFFANY LEE BRUMMETT</w:t>
-        </w:r>
-      </w:ins>
-      <w:del w:id="16" w:author="Jessie Li" w:date="2026-04-06T10:38:00Z" w16du:dateUtc="2026-04-06T17:38:00Z">
-        <w:r>
-          <w:delText>EM8583844</w:delText>
-        </w:r>
-      </w:del>
-      <w:ins w:id="17" w:author="Jessie Li" w:date="2026-04-06T10:38:00Z" w16du:dateUtc="2026-04-06T17:38:00Z">
-        <w:r>
-          <w:t>E</w:t>
-        </w:r>
-        <w:r>
-          <w:rPr>
-            <w:rFonts w:hint="eastAsia"/>
-            <w:lang w:eastAsia="zh-CN"/>
-          </w:rPr>
-          <w:t>F5878181</w:t>
-        </w:r>
-      </w:ins>
       <w:r>
         <w:t xml:space="preserve">I, IP1NAME, am the IP1ROLE of the Infant CHILDNAME, born to me via gestational surrogate SURROGATENAME. My IP1COUNTRY Passport No. is IP1PASSPORT.  A photocopy of my passport is attached to this declaration.</w:t>
       </w:r>
@@ -652,141 +526,6 @@
         <w:pStyle w:val="Style1"/>
         <w:jc w:val="both"/>
       </w:pPr>
-      <w:del w:id="18" w:author="Jessie Li" w:date="2026-04-06T10:36:00Z" w16du:dateUtc="2026-04-06T17:36:00Z">
-        <w:r>
-          <w:delText>CHILD CUI</w:delText>
-        </w:r>
-      </w:del>
-      <w:ins w:id="19" w:author="Jessie Li" w:date="2026-04-06T10:36:00Z" w16du:dateUtc="2026-04-06T17:36:00Z">
-        <w:r>
-          <w:t>CHILD ZHOU</w:t>
-        </w:r>
-      </w:ins>
-      <w:del w:id="20" w:author="Jessie Li" w:date="2026-04-06T10:39:00Z" w16du:dateUtc="2026-04-06T17:39:00Z">
-        <w:r>
-          <w:delText>is expected to be born</w:delText>
-        </w:r>
-        <w:r>
-          <w:delText xml:space="preserve"> </w:delText>
-        </w:r>
-        <w:r>
-          <w:delText xml:space="preserve">anytime from now to the original anticipated due date, </w:delText>
-        </w:r>
-        <w:r>
-          <w:delText xml:space="preserve">on </w:delText>
-        </w:r>
-        <w:r>
-          <w:delText xml:space="preserve">or </w:delText>
-        </w:r>
-        <w:r>
-          <w:delText>before</w:delText>
-        </w:r>
-        <w:r>
-          <w:delText xml:space="preserve"> </w:delText>
-        </w:r>
-        <w:r>
-          <w:delText>March 18, 2026</w:delText>
-        </w:r>
-      </w:del>
-      <w:ins w:id="21" w:author="Jessie Li" w:date="2026-04-06T10:39:00Z" w16du:dateUtc="2026-04-06T17:39:00Z">
-        <w:r>
-          <w:rPr>
-            <w:rFonts w:hint="eastAsia"/>
-            <w:lang w:eastAsia="zh-CN"/>
-          </w:rPr>
-          <w:t xml:space="preserve">was born on or </w:t>
-        </w:r>
-        <w:r>
-          <w:rPr>
-            <w:lang w:eastAsia="zh-CN"/>
-          </w:rPr>
-          <w:t>around</w:t>
-        </w:r>
-        <w:r>
-          <w:rPr>
-            <w:rFonts w:hint="eastAsia"/>
-            <w:lang w:eastAsia="zh-CN"/>
-          </w:rPr>
-          <w:t xml:space="preserve"> April </w:t>
-        </w:r>
-        <w:r>
-          <w:rPr>
-            <w:rFonts w:hint="eastAsia"/>
-            <w:lang w:eastAsia="zh-CN"/>
-          </w:rPr>
-          <w:t>5, 2026</w:t>
-        </w:r>
-      </w:ins>
-      <w:ins w:id="22" w:author="Jessie Li" w:date="2026-04-06T10:39:00Z" w16du:dateUtc="2026-04-06T17:39:00Z">
-        <w:r>
-          <w:rPr>
-            <w:color w:val="000000"/>
-          </w:rPr>
-          <w:t>Doctors Medical Center</w:t>
-        </w:r>
-      </w:ins>
-      <w:del w:id="23" w:author="Jessie Li" w:date="2026-04-06T10:39:00Z" w16du:dateUtc="2026-04-06T17:39:00Z">
-        <w:r>
-          <w:rPr>
-            <w:color w:val="000000"/>
-          </w:rPr>
-          <w:delText>Southwest Healthcare Rancho Springs Hospital</w:delText>
-        </w:r>
-      </w:del>
-      <w:del w:id="24" w:author="Jessie Li" w:date="2026-04-06T10:40:00Z" w16du:dateUtc="2026-04-06T17:40:00Z">
-        <w:r>
-          <w:rPr>
-            <w:color w:val="000000"/>
-          </w:rPr>
-          <w:delText>Murrieta</w:delText>
-        </w:r>
-      </w:del>
-      <w:ins w:id="25" w:author="Jessie Li" w:date="2026-04-06T10:40:00Z" w16du:dateUtc="2026-04-06T17:40:00Z">
-        <w:r>
-          <w:rPr>
-            <w:rFonts w:hint="eastAsia"/>
-            <w:color w:val="000000"/>
-            <w:lang w:eastAsia="zh-CN"/>
-          </w:rPr>
-          <w:t>Modesto</w:t>
-        </w:r>
-      </w:ins>
-      <w:del w:id="26" w:author="Jessie Li" w:date="2026-04-06T10:36:00Z" w16du:dateUtc="2026-04-06T17:36:00Z">
-        <w:r>
-          <w:rPr>
-            <w:rFonts w:eastAsia="Times New Roman"/>
-            <w:bCs/>
-          </w:rPr>
-          <w:delText>YVETTE ARLENE JAIME</w:delText>
-        </w:r>
-      </w:del>
-      <w:ins w:id="27" w:author="Jessie Li" w:date="2026-04-06T10:36:00Z" w16du:dateUtc="2026-04-06T17:36:00Z">
-        <w:r>
-          <w:rPr>
-            <w:rFonts w:eastAsia="Times New Roman"/>
-            <w:bCs/>
-          </w:rPr>
-          <w:t>TIFFANY LEE BRUMMETT</w:t>
-        </w:r>
-      </w:ins>
-      <w:del w:id="28" w:author="Jessie Li" w:date="2026-04-06T10:38:00Z" w16du:dateUtc="2026-04-06T17:38:00Z">
-        <w:r>
-          <w:rPr>
-            <w:rFonts w:hint="eastAsia"/>
-            <w:lang w:eastAsia="zh-CN"/>
-          </w:rPr>
-          <w:delText>February 28, 1986</w:delText>
-        </w:r>
-      </w:del>
-      <w:ins w:id="29" w:author="Jessie Li" w:date="2026-04-06T10:38:00Z" w16du:dateUtc="2026-04-06T17:38:00Z">
-        <w:r>
-          <w:rPr>
-            <w:rFonts w:hint="eastAsia"/>
-            <w:lang w:eastAsia="zh-CN"/>
-          </w:rPr>
-          <w:t>September 16, 1988</w:t>
-        </w:r>
-      </w:ins>
       <w:r>
         <w:t xml:space="preserve">My child, Infant CHILDNAME is expected to be born anytime from now to the original anticipated due date, on or before DUEDATE, at HOSPITALNAME, in HOSPITALCITY, HOSPITALSTATE via gestational surrogate SURROGATENAME, whose date of birth is SURROGATEDOB.</w:t>
       </w:r>
@@ -796,120 +535,6 @@
         <w:pStyle w:val="Style1"/>
         <w:jc w:val="both"/>
       </w:pPr>
-      <w:ins w:id="30" w:author="Jessie Li" w:date="2026-04-06T10:40:00Z" w16du:dateUtc="2026-04-06T17:40:00Z">
-        <w:r>
-          <w:rPr>
-            <w:rFonts w:hint="eastAsia"/>
-            <w:lang w:eastAsia="zh-CN"/>
-          </w:rPr>
-          <w:t xml:space="preserve"> and </w:t>
-        </w:r>
-      </w:ins>
-      <w:del w:id="31" w:author="Jessie Li" w:date="2026-04-06T10:40:00Z" w16du:dateUtc="2026-04-06T17:40:00Z">
-        <w:r>
-          <w:delText>;</w:delText>
-        </w:r>
-        <w:r>
-          <w:delText xml:space="preserve"> </w:delText>
-        </w:r>
-      </w:del>
-      <w:ins w:id="32" w:author="Jessie Li" w:date="2026-04-06T10:40:00Z" w16du:dateUtc="2026-04-06T17:40:00Z">
-        <w:r>
-          <w:rPr>
-            <w:rFonts w:hint="eastAsia"/>
-            <w:lang w:eastAsia="zh-CN"/>
-          </w:rPr>
-          <w:t>)</w:t>
-        </w:r>
-      </w:ins>
-      <w:del w:id="33" w:author="Jessie Li" w:date="2026-04-06T10:40:00Z" w16du:dateUtc="2026-04-06T17:40:00Z">
-        <w:r>
-          <w:delText>);</w:delText>
-        </w:r>
-        <w:r>
-          <w:delText xml:space="preserve"> and </w:delText>
-        </w:r>
-        <w:r>
-          <w:delText>XUEQING YIN</w:delText>
-        </w:r>
-        <w:r>
-          <w:delText xml:space="preserve">, </w:delText>
-        </w:r>
-        <w:r>
-          <w:delText xml:space="preserve">date of birth </w:delText>
-        </w:r>
-        <w:r>
-          <w:rPr>
-            <w:rFonts w:hint="eastAsia"/>
-            <w:lang w:eastAsia="zh-CN"/>
-          </w:rPr>
-          <w:delText>01/25/1964</w:delText>
-        </w:r>
-        <w:r>
-          <w:delText xml:space="preserve"> </w:delText>
-        </w:r>
-        <w:r>
-          <w:rPr>
-            <w:lang w:eastAsia="zh-CN"/>
-          </w:rPr>
-          <w:delText>and</w:delText>
-        </w:r>
-        <w:r>
-          <w:rPr>
-            <w:lang w:eastAsia="zh-CN"/>
-          </w:rPr>
-          <w:delText xml:space="preserve"> </w:delText>
-        </w:r>
-        <w:r>
-          <w:rPr>
-            <w:lang w:eastAsia="zh-CN"/>
-          </w:rPr>
-          <w:delText xml:space="preserve">People’s Republic of China Passport </w:delText>
-        </w:r>
-        <w:r>
-          <w:rPr>
-            <w:lang w:eastAsia="zh-CN"/>
-          </w:rPr>
-          <w:delText>No</w:delText>
-        </w:r>
-        <w:r>
-          <w:delText>.</w:delText>
-        </w:r>
-        <w:r>
-          <w:delText xml:space="preserve"> </w:delText>
-        </w:r>
-        <w:r>
-          <w:rPr>
-            <w:rFonts w:hint="eastAsia"/>
-            <w:lang w:eastAsia="zh-CN"/>
-          </w:rPr>
-          <w:delText xml:space="preserve">EN1870512 </w:delText>
-        </w:r>
-        <w:r>
-          <w:delText>(</w:delText>
-        </w:r>
-        <w:r>
-          <w:delText xml:space="preserve">a copy of </w:delText>
-        </w:r>
-        <w:r>
-          <w:delText>XUEQING YIN</w:delText>
-        </w:r>
-        <w:r>
-          <w:delText>’s</w:delText>
-        </w:r>
-        <w:r>
-          <w:delText xml:space="preserve"> </w:delText>
-        </w:r>
-        <w:r>
-          <w:delText>passport</w:delText>
-        </w:r>
-        <w:r>
-          <w:delText xml:space="preserve"> is </w:delText>
-        </w:r>
-        <w:r>
-          <w:delText>attached to this declaration)</w:delText>
-        </w:r>
-      </w:del>
       <w:r>
         <w:t xml:space="preserve">I hereby consent to giving special powers of attorney to AGENT1NAME, date of birth AGENT1DOB and AGENT1ID (a copy of AGENT1NAME’s identification is attached to this declaration), and AGENT2NAME, date of birth AGENT2DOB and AGENT2ID (a copy of AGENT2NAME’s identification is attached to this declaration).</w:t>
       </w:r>
@@ -919,57 +544,6 @@
         <w:pStyle w:val="Style1"/>
         <w:jc w:val="both"/>
       </w:pPr>
-      <w:bookmarkStart w:id="34" w:name="_Hlk203136361"/>
-      <w:ins w:id="35" w:author="Jessie Li" w:date="2026-04-06T10:40:00Z" w16du:dateUtc="2026-04-06T17:40:00Z">
-        <w:r>
-          <w:rPr>
-            <w:rFonts w:hint="eastAsia"/>
-            <w:lang w:eastAsia="zh-CN"/>
-          </w:rPr>
-          <w:t xml:space="preserve"> and/or </w:t>
-        </w:r>
-      </w:ins>
-      <w:del w:id="36" w:author="Jessie Li" w:date="2026-04-06T10:40:00Z" w16du:dateUtc="2026-04-06T17:40:00Z">
-        <w:r>
-          <w:delText xml:space="preserve">, </w:delText>
-        </w:r>
-      </w:del>
-      <w:ins w:id="37" w:author="Jessie Li" w:date="2026-04-06T10:40:00Z" w16du:dateUtc="2026-04-06T17:40:00Z">
-        <w:r>
-          <w:rPr>
-            <w:rFonts w:hint="eastAsia"/>
-            <w:lang w:eastAsia="zh-CN"/>
-          </w:rPr>
-          <w:t xml:space="preserve"> </w:t>
-        </w:r>
-      </w:ins>
-      <w:del w:id="38" w:author="Jessie Li" w:date="2026-04-06T10:40:00Z" w16du:dateUtc="2026-04-06T17:40:00Z">
-        <w:r>
-          <w:delText>,</w:delText>
-        </w:r>
-        <w:r>
-          <w:delText xml:space="preserve"> </w:delText>
-        </w:r>
-        <w:r>
-          <w:delText>and</w:delText>
-        </w:r>
-        <w:r>
-          <w:delText>/</w:delText>
-        </w:r>
-        <w:r>
-          <w:delText>or</w:delText>
-        </w:r>
-        <w:r>
-          <w:delText xml:space="preserve"> </w:delText>
-        </w:r>
-        <w:bookmarkEnd w:id="34"/>
-        <w:r>
-          <w:delText>XUEQING YIN</w:delText>
-        </w:r>
-        <w:r>
-          <w:delText xml:space="preserve"> </w:delText>
-        </w:r>
-      </w:del>
       <w:r>
         <w:t xml:space="preserve">I understand and agree that AGENT1NAME and/or AGENT2NAME are to be provided a wristband, allowing their access to the nursery (including the Neo-Natal Intensive Care Unit “NICU”) by any physician and/or medical facility and/or medical personnel providing post-natal or well care to the child born to me by my gestational surrogate.</w:t>
       </w:r>
@@ -979,58 +553,6 @@
         <w:pStyle w:val="Style1"/>
         <w:jc w:val="both"/>
       </w:pPr>
-      <w:del w:id="39" w:author="Jessie Li" w:date="2026-04-06T10:36:00Z" w16du:dateUtc="2026-04-06T17:36:00Z">
-        <w:r>
-          <w:rPr>
-            <w:rFonts w:eastAsia="Times New Roman"/>
-            <w:bCs/>
-          </w:rPr>
-          <w:delText>YVETTE ARLENE JAIME</w:delText>
-        </w:r>
-      </w:del>
-      <w:ins w:id="40" w:author="Jessie Li" w:date="2026-04-06T10:36:00Z" w16du:dateUtc="2026-04-06T17:36:00Z">
-        <w:r>
-          <w:rPr>
-            <w:rFonts w:eastAsia="Times New Roman"/>
-            <w:bCs/>
-          </w:rPr>
-          <w:t>TIFFANY LEE BRUMMETT</w:t>
-        </w:r>
-      </w:ins>
-      <w:ins w:id="41" w:author="Jessie Li" w:date="2026-04-06T10:41:00Z" w16du:dateUtc="2026-04-06T17:41:00Z">
-        <w:r>
-          <w:rPr>
-            <w:rFonts w:hint="eastAsia"/>
-            <w:lang w:eastAsia="zh-CN"/>
-          </w:rPr>
-          <w:t xml:space="preserve"> and/or </w:t>
-        </w:r>
-      </w:ins>
-      <w:del w:id="42" w:author="Jessie Li" w:date="2026-04-06T10:41:00Z" w16du:dateUtc="2026-04-06T17:41:00Z">
-        <w:r>
-          <w:delText xml:space="preserve">, </w:delText>
-        </w:r>
-      </w:del>
-      <w:ins w:id="43" w:author="Jessie Li" w:date="2026-04-06T10:41:00Z" w16du:dateUtc="2026-04-06T17:41:00Z">
-        <w:r>
-          <w:rPr>
-            <w:rFonts w:hint="eastAsia"/>
-            <w:lang w:eastAsia="zh-CN"/>
-          </w:rPr>
-          <w:t xml:space="preserve"> </w:t>
-        </w:r>
-      </w:ins>
-      <w:del w:id="44" w:author="Jessie Li" w:date="2026-04-06T10:41:00Z" w16du:dateUtc="2026-04-06T17:41:00Z">
-        <w:r>
-          <w:delText xml:space="preserve">, and/or </w:delText>
-        </w:r>
-        <w:r>
-          <w:delText>XUEQING YIN</w:delText>
-        </w:r>
-        <w:r>
-          <w:delText xml:space="preserve"> </w:delText>
-        </w:r>
-      </w:del>
       <w:r>
         <w:t xml:space="preserve">I hereby consent that the child born to me by SURROGATENAME shall be released upon discharge to AGENT1NAME or AGENT2NAME without my presence. This is due to the fact I am not able to arrive the United States before Child’s delivery.</w:t>
       </w:r>
@@ -1040,50 +562,6 @@
         <w:pStyle w:val="Style1"/>
         <w:jc w:val="both"/>
       </w:pPr>
-      <w:ins w:id="45" w:author="Jessie Li" w:date="2026-04-06T10:41:00Z" w16du:dateUtc="2026-04-06T17:41:00Z">
-        <w:r>
-          <w:rPr>
-            <w:rFonts w:hint="eastAsia"/>
-            <w:lang w:eastAsia="zh-CN"/>
-          </w:rPr>
-          <w:t xml:space="preserve"> and/or </w:t>
-        </w:r>
-      </w:ins>
-      <w:del w:id="46" w:author="Jessie Li" w:date="2026-04-06T10:41:00Z" w16du:dateUtc="2026-04-06T17:41:00Z">
-        <w:r>
-          <w:delText xml:space="preserve">, </w:delText>
-        </w:r>
-      </w:del>
-      <w:del w:id="47" w:author="Jessie Li" w:date="2026-04-06T10:41:00Z" w16du:dateUtc="2026-04-06T17:41:00Z">
-        <w:r>
-          <w:delText xml:space="preserve">, and/or </w:delText>
-        </w:r>
-        <w:r>
-          <w:delText>XUEQING YIN</w:delText>
-        </w:r>
-      </w:del>
-      <w:ins w:id="48" w:author="Jessie Li" w:date="2026-04-06T10:41:00Z" w16du:dateUtc="2026-04-06T17:41:00Z">
-        <w:r>
-          <w:rPr>
-            <w:rFonts w:hint="eastAsia"/>
-            <w:lang w:eastAsia="zh-CN"/>
-          </w:rPr>
-          <w:t xml:space="preserve"> and/or </w:t>
-        </w:r>
-      </w:ins>
-      <w:del w:id="49" w:author="Jessie Li" w:date="2026-04-06T10:41:00Z" w16du:dateUtc="2026-04-06T17:41:00Z">
-        <w:r>
-          <w:delText xml:space="preserve">, </w:delText>
-        </w:r>
-      </w:del>
-      <w:del w:id="50" w:author="Jessie Li" w:date="2026-04-06T10:41:00Z" w16du:dateUtc="2026-04-06T17:41:00Z">
-        <w:r>
-          <w:delText xml:space="preserve">, and/or </w:delText>
-        </w:r>
-        <w:r>
-          <w:delText>XUEQING YIN</w:delText>
-        </w:r>
-      </w:del>
       <w:r>
         <w:t xml:space="preserve">I hereby consent for AGENT1NAME, AGENT2NAME and/or any agent designated by my attorney ATTORNEYNAME to complete the Birth Certificate Application and sign the birth certificate for my child so that no paperwork is delayed in having the Certified Birth Certificate available. I give permission for AGENT1NAME, AGENT2NAME and/or any agent designated by my attorney ATTORNEYNAME to provide the full name that i wish to give my child.</w:t>
       </w:r>
@@ -1093,72 +571,6 @@
         <w:pStyle w:val="Style1"/>
         <w:jc w:val="both"/>
       </w:pPr>
-      <w:ins w:id="51" w:author="Jessie Li" w:date="2026-04-06T10:41:00Z" w16du:dateUtc="2026-04-06T17:41:00Z">
-        <w:r>
-          <w:rPr>
-            <w:rFonts w:hint="eastAsia"/>
-            <w:lang w:eastAsia="zh-CN"/>
-          </w:rPr>
-          <w:t xml:space="preserve"> and/or </w:t>
-        </w:r>
-      </w:ins>
-      <w:del w:id="52" w:author="Jessie Li" w:date="2026-04-06T10:41:00Z" w16du:dateUtc="2026-04-06T17:41:00Z">
-        <w:r>
-          <w:delText xml:space="preserve">, </w:delText>
-        </w:r>
-      </w:del>
-      <w:del w:id="53" w:author="Jessie Li" w:date="2026-04-06T10:42:00Z" w16du:dateUtc="2026-04-06T17:42:00Z">
-        <w:r>
-          <w:delText xml:space="preserve">, and/or </w:delText>
-        </w:r>
-        <w:r>
-          <w:delText>XUEQING YIN</w:delText>
-        </w:r>
-      </w:del>
-      <w:ins w:id="54" w:author="Jessie Li" w:date="2026-04-06T10:42:00Z" w16du:dateUtc="2026-04-06T17:42:00Z">
-        <w:r>
-          <w:rPr>
-            <w:rFonts w:hint="eastAsia"/>
-            <w:lang w:eastAsia="zh-CN"/>
-          </w:rPr>
-          <w:t xml:space="preserve"> and/or </w:t>
-        </w:r>
-      </w:ins>
-      <w:del w:id="55" w:author="Jessie Li" w:date="2026-04-06T10:42:00Z" w16du:dateUtc="2026-04-06T17:42:00Z">
-        <w:r>
-          <w:delText xml:space="preserve">, </w:delText>
-        </w:r>
-      </w:del>
-      <w:del w:id="56" w:author="Jessie Li" w:date="2026-04-06T10:42:00Z" w16du:dateUtc="2026-04-06T17:42:00Z">
-        <w:r>
-          <w:delText xml:space="preserve">, and/or </w:delText>
-        </w:r>
-        <w:r>
-          <w:delText>XUEQING YIN</w:delText>
-        </w:r>
-      </w:del>
-      <w:ins w:id="57" w:author="Jessie Li" w:date="2026-04-06T10:42:00Z" w16du:dateUtc="2026-04-06T17:42:00Z">
-        <w:r>
-          <w:rPr>
-            <w:rFonts w:hint="eastAsia"/>
-            <w:lang w:eastAsia="zh-CN"/>
-          </w:rPr>
-          <w:t xml:space="preserve"> and/or </w:t>
-        </w:r>
-      </w:ins>
-      <w:del w:id="58" w:author="Jessie Li" w:date="2026-04-06T10:42:00Z" w16du:dateUtc="2026-04-06T17:42:00Z">
-        <w:r>
-          <w:delText xml:space="preserve">, </w:delText>
-        </w:r>
-      </w:del>
-      <w:del w:id="59" w:author="Jessie Li" w:date="2026-04-06T10:42:00Z" w16du:dateUtc="2026-04-06T17:42:00Z">
-        <w:r>
-          <w:delText xml:space="preserve">, and/or </w:delText>
-        </w:r>
-        <w:r>
-          <w:delText>XUEQING YIN</w:delText>
-        </w:r>
-      </w:del>
       <w:r>
         <w:t xml:space="preserve">I hereby consent for AGENT1NAME and/or AGENT2NAME to act as true and lawful representative, agent, and Attorney-In-Fact for me and in their name to sign documents on my behalf and to act on my behalf as needed for the hospital and further pediatric well care. I consent and authorize for AGENT1NAME and/or AGENT2NAME to be able to speak with the hospital staff regarding the health status and to receive medical information. AGENT1NAME and/or AGENT2NAME are authorized to make decisions for the benefit of and best interest of my child after birth. I understand that additional documents may be required in order to effectuate such powers due to the requirements of third parties.</w:t>
       </w:r>
@@ -1168,48 +580,6 @@
         <w:pStyle w:val="Style1"/>
         <w:jc w:val="both"/>
       </w:pPr>
-      <w:ins w:id="60" w:author="Jessie Li" w:date="2026-04-06T10:42:00Z" w16du:dateUtc="2026-04-06T17:42:00Z">
-        <w:r>
-          <w:rPr>
-            <w:rFonts w:hint="eastAsia"/>
-            <w:lang w:eastAsia="zh-CN"/>
-          </w:rPr>
-          <w:t xml:space="preserve"> and/or</w:t>
-        </w:r>
-      </w:ins>
-      <w:del w:id="61" w:author="Jessie Li" w:date="2026-04-06T10:42:00Z" w16du:dateUtc="2026-04-06T17:42:00Z">
-        <w:r>
-          <w:delText>,</w:delText>
-        </w:r>
-      </w:del>
-      <w:del w:id="62" w:author="Jessie Li" w:date="2026-04-06T10:42:00Z" w16du:dateUtc="2026-04-06T17:42:00Z">
-        <w:r>
-          <w:delText xml:space="preserve">, and/or </w:delText>
-        </w:r>
-        <w:r>
-          <w:delText>XUEQING YIN</w:delText>
-        </w:r>
-      </w:del>
-      <w:del w:id="63" w:author="Jessie Li" w:date="2026-04-06T10:36:00Z" w16du:dateUtc="2026-04-06T17:36:00Z">
-        <w:r>
-          <w:delText>CHILD CUI</w:delText>
-        </w:r>
-      </w:del>
-      <w:ins w:id="64" w:author="Jessie Li" w:date="2026-04-06T10:36:00Z" w16du:dateUtc="2026-04-06T17:36:00Z">
-        <w:r>
-          <w:t>CHILD ZHOU</w:t>
-        </w:r>
-      </w:ins>
-      <w:del w:id="65" w:author="Jessie Li" w:date="2026-04-06T10:36:00Z" w16du:dateUtc="2026-04-06T17:36:00Z">
-        <w:r>
-          <w:delText>CHILD CUI</w:delText>
-        </w:r>
-      </w:del>
-      <w:ins w:id="66" w:author="Jessie Li" w:date="2026-04-06T10:36:00Z" w16du:dateUtc="2026-04-06T17:36:00Z">
-        <w:r>
-          <w:t>CHILD ZHOU</w:t>
-        </w:r>
-      </w:ins>
       <w:r>
         <w:t xml:space="preserve">I hereby authorize AGENT1NAME and/or AGENT2NAME to obtain a passport for Infant CHILDNAME and to travel with the Infant CHILDNAME including to any state or outside of the United States.</w:t>
       </w:r>
@@ -1219,38 +589,6 @@
         <w:pStyle w:val="Style1"/>
         <w:jc w:val="both"/>
       </w:pPr>
-      <w:ins w:id="67" w:author="Jessie Li" w:date="2026-04-06T10:42:00Z" w16du:dateUtc="2026-04-06T17:42:00Z">
-        <w:r>
-          <w:rPr>
-            <w:rFonts w:hint="eastAsia"/>
-            <w:lang w:eastAsia="zh-CN"/>
-          </w:rPr>
-          <w:t xml:space="preserve"> and/or</w:t>
-        </w:r>
-      </w:ins>
-      <w:del w:id="68" w:author="Jessie Li" w:date="2026-04-06T10:42:00Z" w16du:dateUtc="2026-04-06T17:42:00Z">
-        <w:r>
-          <w:delText>,</w:delText>
-        </w:r>
-      </w:del>
-      <w:del w:id="69" w:author="Jessie Li" w:date="2026-04-06T10:42:00Z" w16du:dateUtc="2026-04-06T17:42:00Z">
-        <w:r>
-          <w:delText xml:space="preserve">, and/or </w:delText>
-        </w:r>
-        <w:r>
-          <w:delText>XUEQING YIN</w:delText>
-        </w:r>
-      </w:del>
-      <w:del w:id="70" w:author="Jessie Li" w:date="2026-04-06T10:36:00Z" w16du:dateUtc="2026-04-06T17:36:00Z">
-        <w:r>
-          <w:delText>CHILD CUI</w:delText>
-        </w:r>
-      </w:del>
-      <w:ins w:id="71" w:author="Jessie Li" w:date="2026-04-06T10:36:00Z" w16du:dateUtc="2026-04-06T17:36:00Z">
-        <w:r>
-          <w:t>CHILD ZHOU</w:t>
-        </w:r>
-      </w:ins>
       <w:r>
         <w:t xml:space="preserve">I hereby authorize AGENT1NAME and/or AGENT2NAME to obtain Infant CHILDNAME’s birth certificate, travel documents, and to request an apostille from any applicable agency on my behalf.</w:t>
       </w:r>
@@ -1369,24 +707,6 @@
           <w:szCs w:val="24"/>
         </w:rPr>
       </w:pPr>
-      <w:del w:id="72" w:author="Jessie Li" w:date="2026-04-06T10:36:00Z" w16du:dateUtc="2026-04-06T17:36:00Z">
-        <w:r>
-          <w:rPr>
-            <w:rFonts w:eastAsia="Times New Roman"/>
-            <w:szCs w:val="24"/>
-          </w:rPr>
-          <w:delText>JUNXIAO CUI</w:delText>
-        </w:r>
-      </w:del>
-      <w:ins w:id="73" w:author="Jessie Li" w:date="2026-04-06T10:36:00Z" w16du:dateUtc="2026-04-06T17:36:00Z">
-        <w:r>
-          <w:rPr>
-            <w:rFonts w:eastAsia="Times New Roman"/>
-            <w:szCs w:val="24"/>
-          </w:rPr>
-          <w:t>DAOQING ZHOU</w:t>
-        </w:r>
-      </w:ins>
       <w:r>
         <w:rPr>
           <w:szCs w:val="24"/>
@@ -1452,25 +772,11 @@
           <w:lang w:eastAsia="zh-CN"/>
         </w:rPr>
       </w:pPr>
-      <w:del w:id="74" w:author="Jessie Li" w:date="2026-04-06T10:36:00Z" w16du:dateUtc="2026-04-06T17:36:00Z">
-        <w:r>
-          <w:rPr>
-            <w:rFonts w:eastAsia="Times New Roman"/>
-            <w:szCs w:val="24"/>
-          </w:rPr>
-          <w:delText>JUNXIAO CUI</w:delText>
-        </w:r>
-      </w:del>
-      <w:ins w:id="75" w:author="Jessie Li" w:date="2026-04-06T10:36:00Z" w16du:dateUtc="2026-04-06T17:36:00Z">
-        <w:r>
-          <w:rPr>
-            <w:rFonts w:eastAsia="Times New Roman"/>
-            <w:szCs w:val="24"/>
-          </w:rPr>
-          <w:t>DAOQING ZHOU</w:t>
-        </w:r>
-      </w:ins>
-      <w:r>
+      <w:r>
+        <w:rPr>
+          <w:rFonts w:eastAsia="Times New Roman"/>
+          <w:szCs w:val="24"/>
+        </w:rPr>
         <w:t xml:space="preserve">IP1NAME</w:t>
       </w:r>
     </w:p>

--- a/poa_template_1ip_2agent.docx
+++ b/poa_template_1ip_2agent.docx
@@ -411,7 +411,6 @@
             <w:pPr>
               <w:pStyle w:val="SingleSpacing"/>
               <w:rPr>
-                <w:ins w:id="8" w:author="Jessie Li" w:date="2026-04-06T10:52:00Z" w16du:dateUtc="2026-04-06T17:52:00Z"/>
                 <w:sz w:val="24"/>
                 <w:szCs w:val="24"/>
               </w:rPr>
@@ -432,15 +431,13 @@
                 <w:szCs w:val="24"/>
               </w:rPr>
             </w:pPr>
-            <w:ins w:id="9" w:author="Jessie Li" w:date="2026-04-06T10:52:00Z" w16du:dateUtc="2026-04-06T17:52:00Z">
-              <w:r>
-                <w:rPr>
-                  <w:sz w:val="24"/>
-                  <w:szCs w:val="24"/>
-                </w:rPr>
-                <w:t>)</w:t>
-              </w:r>
-            </w:ins>
+            <w:r>
+              <w:rPr>
+                <w:sz w:val="24"/>
+                <w:szCs w:val="24"/>
+              </w:rPr>
+              <w:t>)</w:t>
+            </w:r>
           </w:p>
         </w:tc>
         <w:tc>
@@ -1520,7 +1517,6 @@
         <w:spacing w:line="240" w:lineRule="auto"/>
         <w:ind w:firstLine="720"/>
         <w:rPr>
-          <w:ins w:id="77" w:author="Jessie Li" w:date="2026-04-06T10:44:00Z" w16du:dateUtc="2026-04-06T17:44:00Z"/>
           <w:noProof/>
           <w:sz w:val="24"/>
           <w:szCs w:val="24"/>
@@ -1532,7 +1528,6 @@
         <w:spacing w:line="240" w:lineRule="auto"/>
         <w:ind w:firstLine="720"/>
         <w:rPr>
-          <w:ins w:id="78" w:author="Jessie Li" w:date="2026-04-06T10:44:00Z" w16du:dateUtc="2026-04-06T17:44:00Z"/>
           <w:noProof/>
           <w:sz w:val="24"/>
           <w:szCs w:val="24"/>
@@ -1544,7 +1539,6 @@
         <w:spacing w:line="240" w:lineRule="auto"/>
         <w:ind w:firstLine="720"/>
         <w:rPr>
-          <w:ins w:id="79" w:author="Jessie Li" w:date="2026-04-06T10:44:00Z" w16du:dateUtc="2026-04-06T17:44:00Z"/>
           <w:noProof/>
           <w:sz w:val="24"/>
           <w:szCs w:val="24"/>
@@ -1556,7 +1550,6 @@
         <w:spacing w:line="240" w:lineRule="auto"/>
         <w:ind w:firstLine="720"/>
         <w:rPr>
-          <w:ins w:id="80" w:author="Jessie Li" w:date="2026-04-06T10:44:00Z" w16du:dateUtc="2026-04-06T17:44:00Z"/>
           <w:noProof/>
           <w:sz w:val="24"/>
           <w:szCs w:val="24"/>
@@ -1568,7 +1561,6 @@
         <w:spacing w:line="240" w:lineRule="auto"/>
         <w:ind w:firstLine="720"/>
         <w:rPr>
-          <w:ins w:id="81" w:author="Jessie Li" w:date="2026-04-06T10:44:00Z" w16du:dateUtc="2026-04-06T17:44:00Z"/>
           <w:noProof/>
           <w:sz w:val="24"/>
           <w:szCs w:val="24"/>
@@ -1610,7 +1602,6 @@
         <w:spacing w:line="240" w:lineRule="auto"/>
         <w:ind w:firstLine="720"/>
         <w:rPr>
-          <w:del w:id="82" w:author="Jessie Li" w:date="2026-04-06T10:44:00Z" w16du:dateUtc="2026-04-06T17:44:00Z"/>
           <w:noProof/>
           <w:sz w:val="24"/>
           <w:szCs w:val="24"/>
@@ -1623,7 +1614,6 @@
         <w:spacing w:line="240" w:lineRule="auto"/>
         <w:ind w:firstLine="720"/>
         <w:rPr>
-          <w:del w:id="83" w:author="Jessie Li" w:date="2026-04-06T10:44:00Z" w16du:dateUtc="2026-04-06T17:44:00Z"/>
           <w:noProof/>
           <w:sz w:val="24"/>
           <w:szCs w:val="24"/>
@@ -1636,7 +1626,6 @@
         <w:spacing w:line="240" w:lineRule="auto"/>
         <w:ind w:firstLine="720"/>
         <w:rPr>
-          <w:del w:id="84" w:author="Jessie Li" w:date="2026-04-06T10:44:00Z" w16du:dateUtc="2026-04-06T17:44:00Z"/>
           <w:noProof/>
           <w:sz w:val="24"/>
           <w:szCs w:val="24"/>
@@ -1649,7 +1638,6 @@
         <w:spacing w:line="240" w:lineRule="auto"/>
         <w:ind w:firstLine="720"/>
         <w:rPr>
-          <w:del w:id="85" w:author="Jessie Li" w:date="2026-04-06T10:44:00Z" w16du:dateUtc="2026-04-06T17:44:00Z"/>
           <w:noProof/>
           <w:sz w:val="24"/>
           <w:szCs w:val="24"/>
@@ -1662,7 +1650,6 @@
         <w:spacing w:line="240" w:lineRule="auto"/>
         <w:ind w:firstLine="720"/>
         <w:rPr>
-          <w:del w:id="86" w:author="Jessie Li" w:date="2026-04-06T10:44:00Z" w16du:dateUtc="2026-04-06T17:44:00Z"/>
           <w:noProof/>
           <w:sz w:val="24"/>
           <w:szCs w:val="24"/>
@@ -1834,7 +1821,6 @@
         <w:spacing w:line="240" w:lineRule="auto"/>
         <w:ind w:firstLine="720"/>
         <w:rPr>
-          <w:ins w:id="87" w:author="Jessie Li" w:date="2026-04-06T10:43:00Z" w16du:dateUtc="2026-04-06T17:43:00Z"/>
           <w:noProof/>
           <w:sz w:val="24"/>
           <w:szCs w:val="24"/>
@@ -1846,7 +1832,6 @@
         <w:spacing w:line="240" w:lineRule="auto"/>
         <w:ind w:firstLine="720"/>
         <w:rPr>
-          <w:ins w:id="88" w:author="Jessie Li" w:date="2026-04-06T10:43:00Z" w16du:dateUtc="2026-04-06T17:43:00Z"/>
           <w:noProof/>
           <w:sz w:val="24"/>
           <w:szCs w:val="24"/>
@@ -1858,7 +1843,6 @@
         <w:spacing w:line="240" w:lineRule="auto"/>
         <w:ind w:firstLine="720"/>
         <w:rPr>
-          <w:ins w:id="89" w:author="Jessie Li" w:date="2026-04-06T10:43:00Z" w16du:dateUtc="2026-04-06T17:43:00Z"/>
           <w:noProof/>
           <w:sz w:val="24"/>
           <w:szCs w:val="24"/>
@@ -1870,7 +1854,6 @@
         <w:spacing w:line="240" w:lineRule="auto"/>
         <w:ind w:firstLine="720"/>
         <w:rPr>
-          <w:ins w:id="90" w:author="Jessie Li" w:date="2026-04-06T10:43:00Z" w16du:dateUtc="2026-04-06T17:43:00Z"/>
           <w:noProof/>
           <w:sz w:val="24"/>
           <w:szCs w:val="24"/>
@@ -1931,346 +1914,165 @@
       <w:pPr>
         <w:spacing w:line="240" w:lineRule="auto"/>
         <w:rPr>
-          <w:del w:id="91" w:author="Jessie Li" w:date="2026-04-06T10:44:00Z" w16du:dateUtc="2026-04-06T17:44:00Z"/>
-          <w:noProof/>
-          <w:sz w:val="24"/>
-          <w:szCs w:val="24"/>
-          <w:lang w:eastAsia="zh-CN"/>
-        </w:rPr>
-      </w:pPr>
-    </w:p>
-    <w:p>
-      <w:pPr>
-        <w:spacing w:line="240" w:lineRule="auto"/>
-        <w:rPr>
-          <w:del w:id="92" w:author="Jessie Li" w:date="2026-04-06T10:44:00Z" w16du:dateUtc="2026-04-06T17:44:00Z"/>
-          <w:noProof/>
-          <w:sz w:val="24"/>
-          <w:szCs w:val="24"/>
-          <w:lang w:eastAsia="zh-CN"/>
-        </w:rPr>
-      </w:pPr>
-    </w:p>
-    <w:p>
-      <w:pPr>
-        <w:spacing w:line="240" w:lineRule="auto"/>
-        <w:rPr>
-          <w:del w:id="93" w:author="Jessie Li" w:date="2026-04-06T10:44:00Z" w16du:dateUtc="2026-04-06T17:44:00Z"/>
-          <w:noProof/>
-          <w:sz w:val="24"/>
-          <w:szCs w:val="24"/>
-          <w:lang w:eastAsia="zh-CN"/>
-        </w:rPr>
-      </w:pPr>
-    </w:p>
-    <w:p>
-      <w:pPr>
-        <w:spacing w:line="240" w:lineRule="auto"/>
-        <w:rPr>
-          <w:del w:id="94" w:author="Jessie Li" w:date="2026-04-06T10:44:00Z" w16du:dateUtc="2026-04-06T17:44:00Z"/>
-          <w:noProof/>
-          <w:sz w:val="24"/>
-          <w:szCs w:val="24"/>
-          <w:lang w:eastAsia="zh-CN"/>
-        </w:rPr>
-      </w:pPr>
-    </w:p>
-    <w:p>
-      <w:pPr>
-        <w:spacing w:line="240" w:lineRule="auto"/>
-        <w:rPr>
-          <w:del w:id="95" w:author="Jessie Li" w:date="2026-04-06T10:43:00Z" w16du:dateUtc="2026-04-06T17:43:00Z"/>
-          <w:noProof/>
-          <w:sz w:val="24"/>
-          <w:szCs w:val="24"/>
-          <w:lang w:eastAsia="zh-CN"/>
-        </w:rPr>
-      </w:pPr>
-      <w:del w:id="96" w:author="Jessie Li" w:date="2026-04-06T10:42:00Z" w16du:dateUtc="2026-04-06T17:42:00Z">
-        <w:r>
-          <w:rPr>
-            <w:noProof/>
-            <w:sz w:val="24"/>
-            <w:szCs w:val="24"/>
-          </w:rPr>
-          <w:drawing>
-            <wp:anchor distT="0" distB="0" distL="114300" distR="114300" simplePos="0" relativeHeight="251661314" behindDoc="0" locked="0" layoutInCell="1" allowOverlap="1" wp14:anchorId="40EBF386" wp14:editId="217D761C">
-              <wp:simplePos x="0" y="0"/>
-              <wp:positionH relativeFrom="column">
-                <wp:posOffset>152400</wp:posOffset>
-              </wp:positionH>
-              <wp:positionV relativeFrom="paragraph">
-                <wp:posOffset>143510</wp:posOffset>
-              </wp:positionV>
-              <wp:extent cx="2247900" cy="3192145"/>
-              <wp:effectExtent l="0" t="0" r="0" b="8255"/>
-              <wp:wrapSquare wrapText="bothSides"/>
-              <wp:docPr id="1035321722" name="Picture 1"/>
-              <wp:cNvGraphicFramePr>
-                <a:graphicFrameLocks xmlns:a="http://schemas.openxmlformats.org/drawingml/2006/main" noChangeAspect="1"/>
-              </wp:cNvGraphicFramePr>
-              <a:graphic xmlns:a="http://schemas.openxmlformats.org/drawingml/2006/main">
-                <a:graphicData uri="http://schemas.openxmlformats.org/drawingml/2006/picture">
-                  <pic:pic xmlns:pic="http://schemas.openxmlformats.org/drawingml/2006/picture">
-                    <pic:nvPicPr>
-                      <pic:cNvPr id="1035321722" name=""/>
-                      <pic:cNvPicPr/>
-                    </pic:nvPicPr>
-                    <pic:blipFill>
-                      <a:blip r:embed="rId10">
-                        <a:extLst>
-                          <a:ext uri="{28A0092B-C50C-407E-A947-70E740481C1C}">
-                            <a14:useLocalDpi xmlns:a14="http://schemas.microsoft.com/office/drawing/2010/main" val="0"/>
-                          </a:ext>
-                        </a:extLst>
-                      </a:blip>
-                      <a:stretch>
-                        <a:fillRect/>
-                      </a:stretch>
-                    </pic:blipFill>
-                    <pic:spPr>
-                      <a:xfrm>
-                        <a:off x="0" y="0"/>
-                        <a:ext cx="2247900" cy="3192145"/>
-                      </a:xfrm>
-                      <a:prstGeom prst="rect">
-                        <a:avLst/>
-                      </a:prstGeom>
-                    </pic:spPr>
-                  </pic:pic>
-                </a:graphicData>
-              </a:graphic>
-              <wp14:sizeRelH relativeFrom="margin">
-                <wp14:pctWidth>0</wp14:pctWidth>
-              </wp14:sizeRelH>
-              <wp14:sizeRelV relativeFrom="margin">
-                <wp14:pctHeight>0</wp14:pctHeight>
-              </wp14:sizeRelV>
-            </wp:anchor>
-          </w:drawing>
-        </w:r>
-      </w:del>
-    </w:p>
-    <w:p>
-      <w:pPr>
-        <w:spacing w:line="240" w:lineRule="auto"/>
-        <w:rPr>
-          <w:del w:id="97" w:author="Jessie Li" w:date="2026-04-06T10:43:00Z" w16du:dateUtc="2026-04-06T17:43:00Z"/>
-          <w:noProof/>
-          <w:sz w:val="24"/>
-          <w:szCs w:val="24"/>
-          <w:lang w:eastAsia="zh-CN"/>
-        </w:rPr>
-      </w:pPr>
-    </w:p>
-    <w:p>
-      <w:pPr>
-        <w:spacing w:line="240" w:lineRule="auto"/>
-        <w:rPr>
-          <w:del w:id="98" w:author="Jessie Li" w:date="2026-04-06T10:43:00Z" w16du:dateUtc="2026-04-06T17:43:00Z"/>
-          <w:noProof/>
-          <w:sz w:val="24"/>
-          <w:szCs w:val="24"/>
-          <w:lang w:eastAsia="zh-CN"/>
-        </w:rPr>
-      </w:pPr>
-    </w:p>
-    <w:p>
-      <w:pPr>
-        <w:spacing w:line="240" w:lineRule="auto"/>
-        <w:rPr>
-          <w:del w:id="99" w:author="Jessie Li" w:date="2026-04-06T10:43:00Z" w16du:dateUtc="2026-04-06T17:43:00Z"/>
-          <w:noProof/>
-          <w:sz w:val="24"/>
-          <w:szCs w:val="24"/>
-          <w:lang w:eastAsia="zh-CN"/>
-        </w:rPr>
-      </w:pPr>
-    </w:p>
-    <w:p>
-      <w:pPr>
-        <w:spacing w:line="240" w:lineRule="auto"/>
-        <w:rPr>
-          <w:del w:id="100" w:author="Jessie Li" w:date="2026-04-06T10:42:00Z" w16du:dateUtc="2026-04-06T17:42:00Z"/>
-          <w:noProof/>
-          <w:sz w:val="24"/>
-          <w:szCs w:val="24"/>
-          <w:lang w:eastAsia="zh-CN"/>
-        </w:rPr>
-      </w:pPr>
-    </w:p>
-    <w:p>
-      <w:pPr>
-        <w:spacing w:line="240" w:lineRule="auto"/>
-        <w:rPr>
-          <w:del w:id="101" w:author="Jessie Li" w:date="2026-04-06T10:42:00Z" w16du:dateUtc="2026-04-06T17:42:00Z"/>
-          <w:noProof/>
-          <w:sz w:val="24"/>
-          <w:szCs w:val="24"/>
-          <w:lang w:eastAsia="zh-CN"/>
-        </w:rPr>
-      </w:pPr>
-    </w:p>
-    <w:p>
-      <w:pPr>
-        <w:spacing w:line="240" w:lineRule="auto"/>
-        <w:rPr>
-          <w:del w:id="102" w:author="Jessie Li" w:date="2026-04-06T10:42:00Z" w16du:dateUtc="2026-04-06T17:42:00Z"/>
-          <w:noProof/>
-          <w:sz w:val="24"/>
-          <w:szCs w:val="24"/>
-          <w:lang w:eastAsia="zh-CN"/>
-        </w:rPr>
-      </w:pPr>
-    </w:p>
-    <w:p>
-      <w:pPr>
-        <w:spacing w:line="240" w:lineRule="auto"/>
-        <w:rPr>
-          <w:del w:id="103" w:author="Jessie Li" w:date="2026-04-06T10:42:00Z" w16du:dateUtc="2026-04-06T17:42:00Z"/>
-          <w:noProof/>
-          <w:sz w:val="24"/>
-          <w:szCs w:val="24"/>
-          <w:lang w:eastAsia="zh-CN"/>
-        </w:rPr>
-      </w:pPr>
-    </w:p>
-    <w:p>
-      <w:pPr>
-        <w:spacing w:line="240" w:lineRule="auto"/>
-        <w:rPr>
-          <w:del w:id="104" w:author="Jessie Li" w:date="2026-04-06T10:42:00Z" w16du:dateUtc="2026-04-06T17:42:00Z"/>
-          <w:noProof/>
-          <w:sz w:val="24"/>
-          <w:szCs w:val="24"/>
-          <w:lang w:eastAsia="zh-CN"/>
-        </w:rPr>
-      </w:pPr>
-    </w:p>
-    <w:p>
-      <w:pPr>
-        <w:spacing w:line="240" w:lineRule="auto"/>
-        <w:rPr>
-          <w:del w:id="105" w:author="Jessie Li" w:date="2026-04-06T10:42:00Z" w16du:dateUtc="2026-04-06T17:42:00Z"/>
-          <w:noProof/>
-          <w:sz w:val="24"/>
-          <w:szCs w:val="24"/>
-          <w:lang w:eastAsia="zh-CN"/>
-        </w:rPr>
-      </w:pPr>
-      <w:del w:id="106" w:author="Jessie Li" w:date="2026-04-06T10:42:00Z" w16du:dateUtc="2026-04-06T17:42:00Z">
-        <w:r>
-          <w:rPr>
-            <w:rFonts w:hint="eastAsia"/>
-            <w:noProof/>
-            <w:sz w:val="24"/>
-            <w:szCs w:val="24"/>
-            <w:lang w:eastAsia="zh-CN"/>
-          </w:rPr>
-          <w:delText xml:space="preserve">  </w:delText>
-        </w:r>
-        <w:r>
-          <w:rPr>
-            <w:noProof/>
-            <w:sz w:val="24"/>
-            <w:szCs w:val="24"/>
-            <w:lang w:eastAsia="zh-CN"/>
-          </w:rPr>
-          <w:tab/>
-        </w:r>
-        <w:r>
-          <w:rPr>
-            <w:noProof/>
-            <w:sz w:val="24"/>
-            <w:szCs w:val="24"/>
-            <w:lang w:eastAsia="zh-CN"/>
-          </w:rPr>
-          <w:tab/>
-        </w:r>
-        <w:r>
-          <w:rPr>
-            <w:noProof/>
-            <w:sz w:val="24"/>
-            <w:szCs w:val="24"/>
-            <w:lang w:eastAsia="zh-CN"/>
-          </w:rPr>
-          <w:tab/>
-        </w:r>
-        <w:r>
-          <w:rPr>
-            <w:rFonts w:hint="eastAsia"/>
-            <w:noProof/>
-            <w:sz w:val="24"/>
-            <w:szCs w:val="24"/>
-            <w:lang w:eastAsia="zh-CN"/>
-          </w:rPr>
-          <w:delText xml:space="preserve">       </w:delText>
-        </w:r>
-        <w:r>
-          <w:rPr>
-            <w:rFonts w:hint="eastAsia"/>
-            <w:noProof/>
-            <w:sz w:val="24"/>
-            <w:szCs w:val="24"/>
-            <w:lang w:eastAsia="zh-CN"/>
-          </w:rPr>
-          <w:delText xml:space="preserve">  </w:delText>
-        </w:r>
-        <w:r>
-          <w:rPr>
-            <w:rFonts w:hint="eastAsia"/>
-            <w:noProof/>
-            <w:sz w:val="24"/>
-            <w:szCs w:val="24"/>
-            <w:lang w:eastAsia="zh-CN"/>
-          </w:rPr>
-          <w:delText>P</w:delText>
-        </w:r>
-        <w:r>
-          <w:rPr>
-            <w:noProof/>
-            <w:sz w:val="24"/>
-            <w:szCs w:val="24"/>
-          </w:rPr>
-          <w:delText>ower of Attorney</w:delText>
-        </w:r>
-        <w:r>
-          <w:rPr>
-            <w:rFonts w:hint="eastAsia"/>
-            <w:noProof/>
-            <w:sz w:val="24"/>
-            <w:szCs w:val="24"/>
-            <w:lang w:eastAsia="zh-CN"/>
-          </w:rPr>
-          <w:delText xml:space="preserve"> </w:delText>
-        </w:r>
-        <w:r>
-          <w:rPr>
-            <w:noProof/>
-            <w:sz w:val="24"/>
-            <w:szCs w:val="24"/>
-            <w:lang w:eastAsia="zh-CN"/>
-          </w:rPr>
-          <w:delText>3</w:delText>
-        </w:r>
-      </w:del>
-    </w:p>
-    <w:p>
-      <w:pPr>
-        <w:spacing w:line="240" w:lineRule="auto"/>
-        <w:rPr>
-          <w:del w:id="107" w:author="Jessie Li" w:date="2026-04-06T10:43:00Z" w16du:dateUtc="2026-04-06T17:43:00Z"/>
-          <w:noProof/>
-          <w:sz w:val="24"/>
-          <w:szCs w:val="24"/>
-          <w:lang w:eastAsia="zh-CN"/>
-        </w:rPr>
-        <w:pPrChange w:id="108" w:author="Jessie Li" w:date="2026-04-06T10:42:00Z" w16du:dateUtc="2026-04-06T17:42:00Z">
-          <w:pPr>
-            <w:spacing w:line="240" w:lineRule="auto"/>
-            <w:ind w:firstLine="720"/>
-          </w:pPr>
-        </w:pPrChange>
+          <w:noProof/>
+          <w:sz w:val="24"/>
+          <w:szCs w:val="24"/>
+          <w:lang w:eastAsia="zh-CN"/>
+        </w:rPr>
+      </w:pPr>
+    </w:p>
+    <w:p>
+      <w:pPr>
+        <w:spacing w:line="240" w:lineRule="auto"/>
+        <w:rPr>
+          <w:noProof/>
+          <w:sz w:val="24"/>
+          <w:szCs w:val="24"/>
+          <w:lang w:eastAsia="zh-CN"/>
+        </w:rPr>
+      </w:pPr>
+    </w:p>
+    <w:p>
+      <w:pPr>
+        <w:spacing w:line="240" w:lineRule="auto"/>
+        <w:rPr>
+          <w:noProof/>
+          <w:sz w:val="24"/>
+          <w:szCs w:val="24"/>
+          <w:lang w:eastAsia="zh-CN"/>
+        </w:rPr>
+      </w:pPr>
+    </w:p>
+    <w:p>
+      <w:pPr>
+        <w:spacing w:line="240" w:lineRule="auto"/>
+        <w:rPr>
+          <w:noProof/>
+          <w:sz w:val="24"/>
+          <w:szCs w:val="24"/>
+          <w:lang w:eastAsia="zh-CN"/>
+        </w:rPr>
+      </w:pPr>
+    </w:p>
+    <w:p>
+      <w:pPr>
+        <w:spacing w:line="240" w:lineRule="auto"/>
+        <w:rPr>
+          <w:noProof/>
+          <w:sz w:val="24"/>
+          <w:szCs w:val="24"/>
+          <w:lang w:eastAsia="zh-CN"/>
+        </w:rPr>
+      </w:pPr>
+    </w:p>
+    <w:p>
+      <w:pPr>
+        <w:spacing w:line="240" w:lineRule="auto"/>
+        <w:rPr>
+          <w:noProof/>
+          <w:sz w:val="24"/>
+          <w:szCs w:val="24"/>
+          <w:lang w:eastAsia="zh-CN"/>
+        </w:rPr>
+      </w:pPr>
+    </w:p>
+    <w:p>
+      <w:pPr>
+        <w:spacing w:line="240" w:lineRule="auto"/>
+        <w:rPr>
+          <w:noProof/>
+          <w:sz w:val="24"/>
+          <w:szCs w:val="24"/>
+          <w:lang w:eastAsia="zh-CN"/>
+        </w:rPr>
+      </w:pPr>
+    </w:p>
+    <w:p>
+      <w:pPr>
+        <w:spacing w:line="240" w:lineRule="auto"/>
+        <w:rPr>
+          <w:noProof/>
+          <w:sz w:val="24"/>
+          <w:szCs w:val="24"/>
+          <w:lang w:eastAsia="zh-CN"/>
+        </w:rPr>
+      </w:pPr>
+    </w:p>
+    <w:p>
+      <w:pPr>
+        <w:spacing w:line="240" w:lineRule="auto"/>
+        <w:rPr>
+          <w:noProof/>
+          <w:sz w:val="24"/>
+          <w:szCs w:val="24"/>
+          <w:lang w:eastAsia="zh-CN"/>
+        </w:rPr>
+      </w:pPr>
+    </w:p>
+    <w:p>
+      <w:pPr>
+        <w:spacing w:line="240" w:lineRule="auto"/>
+        <w:rPr>
+          <w:noProof/>
+          <w:sz w:val="24"/>
+          <w:szCs w:val="24"/>
+          <w:lang w:eastAsia="zh-CN"/>
+        </w:rPr>
+      </w:pPr>
+    </w:p>
+    <w:p>
+      <w:pPr>
+        <w:spacing w:line="240" w:lineRule="auto"/>
+        <w:rPr>
+          <w:noProof/>
+          <w:sz w:val="24"/>
+          <w:szCs w:val="24"/>
+          <w:lang w:eastAsia="zh-CN"/>
+        </w:rPr>
+      </w:pPr>
+    </w:p>
+    <w:p>
+      <w:pPr>
+        <w:spacing w:line="240" w:lineRule="auto"/>
+        <w:rPr>
+          <w:noProof/>
+          <w:sz w:val="24"/>
+          <w:szCs w:val="24"/>
+          <w:lang w:eastAsia="zh-CN"/>
+        </w:rPr>
+      </w:pPr>
+    </w:p>
+    <w:p>
+      <w:pPr>
+        <w:spacing w:line="240" w:lineRule="auto"/>
+        <w:rPr>
+          <w:noProof/>
+          <w:sz w:val="24"/>
+          <w:szCs w:val="24"/>
+          <w:lang w:eastAsia="zh-CN"/>
+        </w:rPr>
+      </w:pPr>
+    </w:p>
+    <w:p>
+      <w:pPr>
+        <w:spacing w:line="240" w:lineRule="auto"/>
+        <w:rPr>
+          <w:noProof/>
+          <w:sz w:val="24"/>
+          <w:szCs w:val="24"/>
+          <w:lang w:eastAsia="zh-CN"/>
+        </w:rPr>
+      </w:pPr>
+    </w:p>
+    <w:p>
+      <w:pPr>
+        <w:spacing w:line="240" w:lineRule="auto"/>
+        <w:rPr>
+          <w:noProof/>
+          <w:sz w:val="24"/>
+          <w:szCs w:val="24"/>
+          <w:lang w:eastAsia="zh-CN"/>
+        </w:rPr>
       </w:pPr>
     </w:p>
     <w:p>
@@ -2278,7 +2080,6 @@
         <w:spacing w:line="240" w:lineRule="auto"/>
         <w:ind w:firstLine="720"/>
         <w:rPr>
-          <w:del w:id="109" w:author="Jessie Li" w:date="2026-04-06T10:43:00Z" w16du:dateUtc="2026-04-06T17:43:00Z"/>
           <w:noProof/>
           <w:sz w:val="24"/>
           <w:szCs w:val="24"/>
@@ -2291,7 +2092,6 @@
         <w:spacing w:line="240" w:lineRule="auto"/>
         <w:ind w:firstLine="720"/>
         <w:rPr>
-          <w:del w:id="110" w:author="Jessie Li" w:date="2026-04-06T10:43:00Z" w16du:dateUtc="2026-04-06T17:43:00Z"/>
           <w:noProof/>
           <w:sz w:val="24"/>
           <w:szCs w:val="24"/>
@@ -2304,36 +2104,28 @@
         <w:spacing w:line="240" w:lineRule="auto"/>
         <w:ind w:firstLine="720"/>
         <w:rPr>
-          <w:del w:id="111" w:author="Jessie Li" w:date="2026-04-06T10:43:00Z" w16du:dateUtc="2026-04-06T17:43:00Z"/>
-          <w:noProof/>
-          <w:sz w:val="24"/>
-          <w:szCs w:val="24"/>
-          <w:lang w:eastAsia="zh-CN"/>
-        </w:rPr>
-      </w:pPr>
-    </w:p>
-    <w:p>
-      <w:pPr>
-        <w:spacing w:line="240" w:lineRule="auto"/>
-        <w:rPr>
-          <w:noProof/>
-          <w:sz w:val="24"/>
-          <w:szCs w:val="24"/>
-          <w:lang w:eastAsia="zh-CN"/>
-        </w:rPr>
-        <w:pPrChange w:id="112" w:author="Jessie Li" w:date="2026-04-06T10:43:00Z" w16du:dateUtc="2026-04-06T17:43:00Z">
-          <w:pPr>
-            <w:spacing w:line="240" w:lineRule="auto"/>
-            <w:ind w:firstLine="720"/>
-          </w:pPr>
-        </w:pPrChange>
-      </w:pPr>
-    </w:p>
-    <w:p>
-      <w:pPr>
-        <w:spacing w:line="240" w:lineRule="auto"/>
-        <w:rPr>
-          <w:del w:id="113" w:author="Jessie Li" w:date="2026-04-06T10:43:00Z" w16du:dateUtc="2026-04-06T17:43:00Z"/>
+          <w:noProof/>
+          <w:sz w:val="24"/>
+          <w:szCs w:val="24"/>
+          <w:lang w:eastAsia="zh-CN"/>
+        </w:rPr>
+      </w:pPr>
+    </w:p>
+    <w:p>
+      <w:pPr>
+        <w:spacing w:line="240" w:lineRule="auto"/>
+        <w:rPr>
+          <w:noProof/>
+          <w:sz w:val="24"/>
+          <w:szCs w:val="24"/>
+          <w:lang w:eastAsia="zh-CN"/>
+        </w:rPr>
+      </w:pPr>
+    </w:p>
+    <w:p>
+      <w:pPr>
+        <w:spacing w:line="240" w:lineRule="auto"/>
+        <w:rPr>
           <w:noProof/>
           <w:sz w:val="24"/>
           <w:szCs w:val="24"/>
@@ -2348,165 +2140,89 @@
         </w:rPr>
         <w:br w:type="textWrapping" w:clear="all"/>
       </w:r>
-      <w:del w:id="114" w:author="Jessie Li" w:date="2026-04-06T10:43:00Z" w16du:dateUtc="2026-04-06T17:43:00Z">
-        <w:r>
-          <w:rPr>
-            <w:noProof/>
-            <w:sz w:val="24"/>
-            <w:szCs w:val="24"/>
-          </w:rPr>
-          <w:drawing>
-            <wp:inline distT="0" distB="0" distL="0" distR="0" wp14:anchorId="536ECE63" wp14:editId="3E3A0B6D">
-              <wp:extent cx="3146652" cy="3810000"/>
-              <wp:effectExtent l="0" t="0" r="0" b="0"/>
-              <wp:docPr id="1762645745" name="Picture 1"/>
-              <wp:cNvGraphicFramePr>
-                <a:graphicFrameLocks xmlns:a="http://schemas.openxmlformats.org/drawingml/2006/main" noChangeAspect="1"/>
-              </wp:cNvGraphicFramePr>
-              <a:graphic xmlns:a="http://schemas.openxmlformats.org/drawingml/2006/main">
-                <a:graphicData uri="http://schemas.openxmlformats.org/drawingml/2006/picture">
-                  <pic:pic xmlns:pic="http://schemas.openxmlformats.org/drawingml/2006/picture">
-                    <pic:nvPicPr>
-                      <pic:cNvPr id="1762645745" name=""/>
-                      <pic:cNvPicPr/>
-                    </pic:nvPicPr>
-                    <pic:blipFill>
-                      <a:blip r:embed="rId11"/>
-                      <a:stretch>
-                        <a:fillRect/>
-                      </a:stretch>
-                    </pic:blipFill>
-                    <pic:spPr>
-                      <a:xfrm>
-                        <a:off x="0" y="0"/>
-                        <a:ext cx="3155999" cy="3821317"/>
-                      </a:xfrm>
-                      <a:prstGeom prst="rect">
-                        <a:avLst/>
-                      </a:prstGeom>
-                    </pic:spPr>
-                  </pic:pic>
-                </a:graphicData>
-              </a:graphic>
-            </wp:inline>
-          </w:drawing>
-        </w:r>
-      </w:del>
-      <w:ins w:id="115" w:author="Jessie Li" w:date="2026-04-06T10:43:00Z" w16du:dateUtc="2026-04-06T17:43:00Z">
-        <w:r>
-          <w:rPr>
-            <w:noProof/>
-          </w:rPr>
-          <w:t xml:space="preserve"> </w:t>
-        </w:r>
-        <w:r>
-          <w:rPr>
-            <w:noProof/>
-            <w:sz w:val="24"/>
-            <w:szCs w:val="24"/>
-          </w:rPr>
-          <w:drawing>
-            <wp:inline distT="0" distB="0" distL="0" distR="0" wp14:anchorId="3709E080" wp14:editId="10F65DA1">
-              <wp:extent cx="3677309" cy="2543175"/>
-              <wp:effectExtent l="0" t="0" r="0" b="0"/>
-              <wp:docPr id="683480666" name="Picture 1"/>
-              <wp:cNvGraphicFramePr>
-                <a:graphicFrameLocks xmlns:a="http://schemas.openxmlformats.org/drawingml/2006/main" noChangeAspect="1"/>
-              </wp:cNvGraphicFramePr>
-              <a:graphic xmlns:a="http://schemas.openxmlformats.org/drawingml/2006/main">
-                <a:graphicData uri="http://schemas.openxmlformats.org/drawingml/2006/picture">
-                  <pic:pic xmlns:pic="http://schemas.openxmlformats.org/drawingml/2006/picture">
-                    <pic:nvPicPr>
-                      <pic:cNvPr id="683480666" name=""/>
-                      <pic:cNvPicPr/>
-                    </pic:nvPicPr>
-                    <pic:blipFill>
-                      <a:blip r:embed="rId12"/>
-                      <a:stretch>
-                        <a:fillRect/>
-                      </a:stretch>
-                    </pic:blipFill>
-                    <pic:spPr>
-                      <a:xfrm>
-                        <a:off x="0" y="0"/>
-                        <a:ext cx="3683706" cy="2547599"/>
-                      </a:xfrm>
-                      <a:prstGeom prst="rect">
-                        <a:avLst/>
-                      </a:prstGeom>
-                    </pic:spPr>
-                  </pic:pic>
-                </a:graphicData>
-              </a:graphic>
-            </wp:inline>
-          </w:drawing>
-        </w:r>
-        <w:r>
-          <w:rPr>
-            <w:rFonts w:hint="eastAsia"/>
-            <w:noProof/>
-            <w:lang w:eastAsia="zh-CN"/>
-          </w:rPr>
-          <w:t xml:space="preserve">       </w:t>
-        </w:r>
-      </w:ins>
-      <w:ins w:id="116" w:author="Jessie Li" w:date="2026-04-06T10:44:00Z" w16du:dateUtc="2026-04-06T17:44:00Z">
-        <w:r>
-          <w:rPr>
-            <w:noProof/>
-            <w:sz w:val="24"/>
-            <w:szCs w:val="24"/>
-            <w:lang w:eastAsia="zh-CN"/>
-            <w:rPrChange w:id="117" w:author="Jessie Li" w:date="2026-04-06T10:44:00Z" w16du:dateUtc="2026-04-06T17:44:00Z">
-              <w:rPr>
-                <w:noProof/>
-                <w:lang w:eastAsia="zh-CN"/>
-              </w:rPr>
-            </w:rPrChange>
-          </w:rPr>
-          <w:t>Intended Father</w:t>
-        </w:r>
-      </w:ins>
-      <w:ins w:id="118" w:author="Jessie Li" w:date="2026-04-06T10:43:00Z" w16du:dateUtc="2026-04-06T17:43:00Z">
-        <w:r>
-          <w:rPr>
-            <w:noProof/>
-            <w:sz w:val="24"/>
-            <w:szCs w:val="24"/>
-            <w:lang w:eastAsia="zh-CN"/>
-            <w:rPrChange w:id="119" w:author="Jessie Li" w:date="2026-04-06T10:44:00Z" w16du:dateUtc="2026-04-06T17:44:00Z">
-              <w:rPr>
-                <w:noProof/>
-                <w:lang w:eastAsia="zh-CN"/>
-              </w:rPr>
-            </w:rPrChange>
-          </w:rPr>
-          <w:t xml:space="preserve">  </w:t>
-        </w:r>
-      </w:ins>
-    </w:p>
-    <w:p>
-      <w:pPr>
-        <w:spacing w:line="240" w:lineRule="auto"/>
-        <w:rPr>
-          <w:sz w:val="24"/>
-          <w:szCs w:val="24"/>
-          <w:rPrChange w:id="120" w:author="Jessie Li" w:date="2026-04-06T10:44:00Z" w16du:dateUtc="2026-04-06T17:44:00Z">
-            <w:rPr>
-              <w:szCs w:val="24"/>
-            </w:rPr>
-          </w:rPrChange>
-        </w:rPr>
-      </w:pPr>
-      <w:del w:id="121" w:author="Jessie Li" w:date="2026-04-06T10:43:00Z" w16du:dateUtc="2026-04-06T17:43:00Z">
-        <w:r>
-          <w:rPr>
-            <w:sz w:val="24"/>
-            <w:szCs w:val="24"/>
-          </w:rPr>
-          <w:delText>Intended Father</w:delText>
-        </w:r>
-      </w:del>
+      <w:r>
+        <w:rPr>
+          <w:noProof/>
+        </w:rPr>
+        <w:t xml:space="preserve"> </w:t>
+      </w:r>
+      <w:r>
+        <w:rPr>
+          <w:noProof/>
+          <w:sz w:val="24"/>
+          <w:szCs w:val="24"/>
+        </w:rPr>
+        <w:drawing>
+          <wp:inline distT="0" distB="0" distL="0" distR="0" wp14:anchorId="3709E080" wp14:editId="10F65DA1">
+            <wp:extent cx="3677309" cy="2543175"/>
+            <wp:effectExtent l="0" t="0" r="0" b="0"/>
+            <wp:docPr id="683480666" name="Picture 1"/>
+            <wp:cNvGraphicFramePr>
+              <a:graphicFrameLocks xmlns:a="http://schemas.openxmlformats.org/drawingml/2006/main" noChangeAspect="1"/>
+            </wp:cNvGraphicFramePr>
+            <a:graphic xmlns:a="http://schemas.openxmlformats.org/drawingml/2006/main">
+              <a:graphicData uri="http://schemas.openxmlformats.org/drawingml/2006/picture">
+                <pic:pic xmlns:pic="http://schemas.openxmlformats.org/drawingml/2006/picture">
+                  <pic:nvPicPr>
+                    <pic:cNvPr id="683480666" name=""/>
+                    <pic:cNvPicPr/>
+                  </pic:nvPicPr>
+                  <pic:blipFill>
+                    <a:blip r:embed="rId12"/>
+                    <a:stretch>
+                      <a:fillRect/>
+                    </a:stretch>
+                  </pic:blipFill>
+                  <pic:spPr>
+                    <a:xfrm>
+                      <a:off x="0" y="0"/>
+                      <a:ext cx="3683706" cy="2547599"/>
+                    </a:xfrm>
+                    <a:prstGeom prst="rect">
+                      <a:avLst/>
+                    </a:prstGeom>
+                  </pic:spPr>
+                </pic:pic>
+              </a:graphicData>
+            </a:graphic>
+          </wp:inline>
+        </w:drawing>
+      </w:r>
+      <w:r>
+        <w:rPr>
+          <w:rFonts w:hint="eastAsia"/>
+          <w:noProof/>
+          <w:lang w:eastAsia="zh-CN"/>
+        </w:rPr>
+        <w:t xml:space="preserve">       </w:t>
+      </w:r>
+      <w:r>
+        <w:rPr>
+          <w:noProof/>
+          <w:sz w:val="24"/>
+          <w:szCs w:val="24"/>
+          <w:lang w:eastAsia="zh-CN"/>
+        </w:rPr>
+        <w:t>Intended Father</w:t>
+      </w:r>
+      <w:r>
+        <w:rPr>
+          <w:noProof/>
+          <w:sz w:val="24"/>
+          <w:szCs w:val="24"/>
+          <w:lang w:eastAsia="zh-CN"/>
+        </w:rPr>
+        <w:t xml:space="preserve">  </w:t>
+      </w:r>
+    </w:p>
+    <w:p>
+      <w:pPr>
+        <w:spacing w:line="240" w:lineRule="auto"/>
+        <w:rPr>
+          <w:sz w:val="24"/>
+          <w:szCs w:val="24"/>
+        </w:rPr>
+      </w:pPr>
     </w:p>
     <w:sectPr>
       <w:headerReference w:type="default" r:id="rId13"/>

--- a/poa_template_1ip_2agent.docx
+++ b/poa_template_1ip_2agent.docx
@@ -1478,95 +1478,6 @@
         <w:t xml:space="preserve"> </w:t>
       </w:r>
     </w:p>
-    <w:p/>
-    <w:p/>
-    <w:p>
-      <w:pPr>
-        <w:spacing w:line="240" w:lineRule="auto"/>
-        <w:rPr>
-          <w:noProof/>
-        </w:rPr>
-      </w:pPr>
-    </w:p>
-    <w:p>
-      <w:pPr>
-        <w:spacing w:line="240" w:lineRule="auto"/>
-        <w:rPr>
-          <w:noProof/>
-        </w:rPr>
-      </w:pPr>
-    </w:p>
-    <w:p>
-      <w:pPr>
-        <w:spacing w:line="240" w:lineRule="auto"/>
-        <w:rPr>
-          <w:noProof/>
-        </w:rPr>
-      </w:pPr>
-    </w:p>
-    <w:p>
-      <w:pPr>
-        <w:spacing w:line="240" w:lineRule="auto"/>
-        <w:rPr>
-          <w:noProof/>
-        </w:rPr>
-      </w:pPr>
-    </w:p>
-    <w:p>
-      <w:pPr>
-        <w:spacing w:line="240" w:lineRule="auto"/>
-        <w:ind w:firstLine="720"/>
-        <w:rPr>
-          <w:noProof/>
-          <w:sz w:val="24"/>
-          <w:szCs w:val="24"/>
-        </w:rPr>
-      </w:pPr>
-    </w:p>
-    <w:p>
-      <w:pPr>
-        <w:spacing w:line="240" w:lineRule="auto"/>
-        <w:ind w:firstLine="720"/>
-        <w:rPr>
-          <w:noProof/>
-          <w:sz w:val="24"/>
-          <w:szCs w:val="24"/>
-        </w:rPr>
-      </w:pPr>
-    </w:p>
-    <w:p>
-      <w:pPr>
-        <w:spacing w:line="240" w:lineRule="auto"/>
-        <w:ind w:firstLine="720"/>
-        <w:rPr>
-          <w:noProof/>
-          <w:sz w:val="24"/>
-          <w:szCs w:val="24"/>
-        </w:rPr>
-      </w:pPr>
-    </w:p>
-    <w:p>
-      <w:pPr>
-        <w:spacing w:line="240" w:lineRule="auto"/>
-        <w:ind w:firstLine="720"/>
-        <w:rPr>
-          <w:noProof/>
-          <w:sz w:val="24"/>
-          <w:szCs w:val="24"/>
-        </w:rPr>
-      </w:pPr>
-    </w:p>
-    <w:p>
-      <w:pPr>
-        <w:spacing w:line="240" w:lineRule="auto"/>
-        <w:ind w:firstLine="720"/>
-        <w:rPr>
-          <w:noProof/>
-          <w:sz w:val="24"/>
-          <w:szCs w:val="24"/>
-        </w:rPr>
-      </w:pPr>
-    </w:p>
     <w:p>
       <w:pPr>
         <w:spacing w:line="240" w:lineRule="auto"/>
@@ -1758,111 +1669,6 @@
     <w:p>
       <w:pPr>
         <w:spacing w:line="240" w:lineRule="auto"/>
-        <w:rPr>
-          <w:noProof/>
-          <w:sz w:val="24"/>
-          <w:szCs w:val="24"/>
-          <w:lang w:eastAsia="zh-CN"/>
-        </w:rPr>
-      </w:pPr>
-      <w:r>
-        <w:rPr>
-          <w:noProof/>
-        </w:rPr>
-        <w:t xml:space="preserve"> </w:t>
-      </w:r>
-    </w:p>
-    <w:p>
-      <w:pPr>
-        <w:spacing w:line="240" w:lineRule="auto"/>
-        <w:rPr>
-          <w:noProof/>
-          <w:sz w:val="24"/>
-          <w:szCs w:val="24"/>
-          <w:lang w:eastAsia="zh-CN"/>
-        </w:rPr>
-      </w:pPr>
-    </w:p>
-    <w:p>
-      <w:pPr>
-        <w:spacing w:line="240" w:lineRule="auto"/>
-        <w:rPr>
-          <w:noProof/>
-          <w:sz w:val="24"/>
-          <w:szCs w:val="24"/>
-          <w:lang w:eastAsia="zh-CN"/>
-        </w:rPr>
-      </w:pPr>
-    </w:p>
-    <w:p>
-      <w:pPr>
-        <w:spacing w:line="240" w:lineRule="auto"/>
-        <w:rPr>
-          <w:noProof/>
-          <w:sz w:val="24"/>
-          <w:szCs w:val="24"/>
-          <w:lang w:eastAsia="zh-CN"/>
-        </w:rPr>
-      </w:pPr>
-    </w:p>
-    <w:p>
-      <w:pPr>
-        <w:spacing w:line="240" w:lineRule="auto"/>
-        <w:rPr>
-          <w:noProof/>
-          <w:sz w:val="24"/>
-          <w:szCs w:val="24"/>
-          <w:lang w:eastAsia="zh-CN"/>
-        </w:rPr>
-      </w:pPr>
-    </w:p>
-    <w:p>
-      <w:pPr>
-        <w:spacing w:line="240" w:lineRule="auto"/>
-        <w:ind w:firstLine="720"/>
-        <w:rPr>
-          <w:noProof/>
-          <w:sz w:val="24"/>
-          <w:szCs w:val="24"/>
-        </w:rPr>
-      </w:pPr>
-    </w:p>
-    <w:p>
-      <w:pPr>
-        <w:spacing w:line="240" w:lineRule="auto"/>
-        <w:ind w:firstLine="720"/>
-        <w:rPr>
-          <w:noProof/>
-          <w:sz w:val="24"/>
-          <w:szCs w:val="24"/>
-        </w:rPr>
-      </w:pPr>
-    </w:p>
-    <w:p>
-      <w:pPr>
-        <w:spacing w:line="240" w:lineRule="auto"/>
-        <w:ind w:firstLine="720"/>
-        <w:rPr>
-          <w:noProof/>
-          <w:sz w:val="24"/>
-          <w:szCs w:val="24"/>
-        </w:rPr>
-      </w:pPr>
-    </w:p>
-    <w:p>
-      <w:pPr>
-        <w:spacing w:line="240" w:lineRule="auto"/>
-        <w:ind w:firstLine="720"/>
-        <w:rPr>
-          <w:noProof/>
-          <w:sz w:val="24"/>
-          <w:szCs w:val="24"/>
-        </w:rPr>
-      </w:pPr>
-    </w:p>
-    <w:p>
-      <w:pPr>
-        <w:spacing w:line="240" w:lineRule="auto"/>
         <w:ind w:firstLine="720"/>
         <w:rPr>
           <w:noProof/>
@@ -2214,15 +2020,6 @@
         </w:rPr>
         <w:t xml:space="preserve">  </w:t>
       </w:r>
-    </w:p>
-    <w:p>
-      <w:pPr>
-        <w:spacing w:line="240" w:lineRule="auto"/>
-        <w:rPr>
-          <w:sz w:val="24"/>
-          <w:szCs w:val="24"/>
-        </w:rPr>
-      </w:pPr>
     </w:p>
     <w:sectPr>
       <w:headerReference w:type="default" r:id="rId13"/>

--- a/poa_template_1ip_2agent.docx
+++ b/poa_template_1ip_2agent.docx
@@ -851,17 +851,9 @@
         <mc:AlternateContent>
           <mc:Choice Requires="wps">
             <w:drawing>
-              <wp:anchor distT="45720" distB="45720" distL="114300" distR="114300" simplePos="0" relativeHeight="251658240" behindDoc="0" locked="0" layoutInCell="1" allowOverlap="1" wp14:anchorId="38DA0D5C" wp14:editId="61352CF6">
-                <wp:simplePos x="0" y="0"/>
-                <wp:positionH relativeFrom="margin">
-                  <wp:align>center</wp:align>
-                </wp:positionH>
-                <wp:positionV relativeFrom="paragraph">
-                  <wp:posOffset>311150</wp:posOffset>
-                </wp:positionV>
+              <wp:inline distT="0" distB="0" distL="114300" distR="114300">
                 <wp:extent cx="5699760" cy="769620"/>
                 <wp:effectExtent l="9525" t="6350" r="5715" b="8255"/>
-                <wp:wrapSquare wrapText="bothSides"/>
                 <wp:docPr id="139423568" name="Text Box 5"/>
                 <wp:cNvGraphicFramePr>
                   <a:graphicFrameLocks xmlns:a="http://schemas.openxmlformats.org/drawingml/2006/main"/>
@@ -917,13 +909,7 @@
                     </wps:wsp>
                   </a:graphicData>
                 </a:graphic>
-                <wp14:sizeRelH relativeFrom="margin">
-                  <wp14:pctWidth>0</wp14:pctWidth>
-                </wp14:sizeRelH>
-                <wp14:sizeRelV relativeFrom="margin">
-                  <wp14:pctHeight>20000</wp14:pctHeight>
-                </wp14:sizeRelV>
-              </wp:anchor>
+              </wp:inline>
             </w:drawing>
           </mc:Choice>
           <mc:Fallback>
@@ -1416,17 +1402,9 @@
         </w:rPr>
         <w:lastRenderedPageBreak/>
         <w:drawing>
-          <wp:anchor distT="0" distB="0" distL="114300" distR="114300" simplePos="0" relativeHeight="251659266" behindDoc="0" locked="0" layoutInCell="1" allowOverlap="1" wp14:anchorId="652BCCDF" wp14:editId="11409DB7">
-            <wp:simplePos x="0" y="0"/>
-            <wp:positionH relativeFrom="column">
-              <wp:posOffset>28575</wp:posOffset>
-            </wp:positionH>
-            <wp:positionV relativeFrom="paragraph">
-              <wp:posOffset>0</wp:posOffset>
-            </wp:positionV>
+          <wp:inline distT="0" distB="0" distL="114300" distR="114300">
             <wp:extent cx="3531870" cy="2333625"/>
             <wp:effectExtent l="0" t="0" r="0" b="9525"/>
-            <wp:wrapSquare wrapText="bothSides"/>
             <wp:docPr id="1419088409" name="Picture 1"/>
             <wp:cNvGraphicFramePr>
               <a:graphicFrameLocks xmlns:a="http://schemas.openxmlformats.org/drawingml/2006/main" noChangeAspect="1"/>
@@ -1462,13 +1440,7 @@
                 </pic:pic>
               </a:graphicData>
             </a:graphic>
-            <wp14:sizeRelH relativeFrom="margin">
-              <wp14:pctWidth>0</wp14:pctWidth>
-            </wp14:sizeRelH>
-            <wp14:sizeRelV relativeFrom="margin">
-              <wp14:pctHeight>0</wp14:pctHeight>
-            </wp14:sizeRelV>
-          </wp:anchor>
+          </wp:inline>
         </w:drawing>
       </w:r>
       <w:r>
@@ -1610,17 +1582,9 @@
           <w:lang w:eastAsia="zh-CN"/>
         </w:rPr>
         <w:drawing>
-          <wp:anchor distT="0" distB="0" distL="114300" distR="114300" simplePos="0" relativeHeight="251660290" behindDoc="0" locked="0" layoutInCell="1" allowOverlap="1" wp14:anchorId="070F0EF2" wp14:editId="79EF3BE2">
-            <wp:simplePos x="0" y="0"/>
-            <wp:positionH relativeFrom="margin">
-              <wp:align>left</wp:align>
-            </wp:positionH>
-            <wp:positionV relativeFrom="paragraph">
-              <wp:posOffset>27940</wp:posOffset>
-            </wp:positionV>
+          <wp:inline distT="0" distB="0" distL="114300" distR="114300">
             <wp:extent cx="3438525" cy="2077085"/>
             <wp:effectExtent l="0" t="0" r="0" b="0"/>
-            <wp:wrapSquare wrapText="bothSides"/>
             <wp:docPr id="1917260213" name="Picture 1"/>
             <wp:cNvGraphicFramePr>
               <a:graphicFrameLocks xmlns:a="http://schemas.openxmlformats.org/drawingml/2006/main" noChangeAspect="1"/>
@@ -1656,13 +1620,7 @@
                 </pic:pic>
               </a:graphicData>
             </a:graphic>
-            <wp14:sizeRelH relativeFrom="margin">
-              <wp14:pctWidth>0</wp14:pctWidth>
-            </wp14:sizeRelH>
-            <wp14:sizeRelV relativeFrom="margin">
-              <wp14:pctHeight>0</wp14:pctHeight>
-            </wp14:sizeRelV>
-          </wp:anchor>
+          </wp:inline>
         </w:drawing>
       </w:r>
     </w:p>

--- a/poa_template_1ip_2agent.docx
+++ b/poa_template_1ip_2agent.docx
@@ -1370,24 +1370,9 @@
           <w:sz w:val="24"/>
         </w:rPr>
       </w:pPr>
-    </w:p>
-    <w:p>
-      <w:pPr>
-        <w:pStyle w:val="BodyText"/>
-        <w:ind w:left="3600"/>
-        <w:rPr>
-          <w:rFonts w:eastAsia="Times New Roman"/>
-          <w:szCs w:val="24"/>
-        </w:rPr>
-      </w:pPr>
-    </w:p>
-    <w:p>
-      <w:pPr>
-        <w:spacing w:line="240" w:lineRule="auto"/>
-        <w:rPr>
-          <w:noProof/>
-        </w:rPr>
-      </w:pPr>
+      <w:r>
+        <w:br w:type="page"/>
+      </w:r>
     </w:p>
     <w:p>
       <w:pPr>
@@ -1491,78 +1476,9 @@
           <w:lang w:eastAsia="zh-CN"/>
         </w:rPr>
       </w:pPr>
-    </w:p>
-    <w:p>
-      <w:pPr>
-        <w:spacing w:line="240" w:lineRule="auto"/>
-        <w:ind w:firstLine="720"/>
-        <w:rPr>
-          <w:noProof/>
-          <w:sz w:val="24"/>
-          <w:szCs w:val="24"/>
-          <w:lang w:eastAsia="zh-CN"/>
-        </w:rPr>
-      </w:pPr>
-    </w:p>
-    <w:p>
-      <w:pPr>
-        <w:spacing w:line="240" w:lineRule="auto"/>
-        <w:ind w:firstLine="720"/>
-        <w:rPr>
-          <w:noProof/>
-          <w:sz w:val="24"/>
-          <w:szCs w:val="24"/>
-          <w:lang w:eastAsia="zh-CN"/>
-        </w:rPr>
-      </w:pPr>
-    </w:p>
-    <w:p>
-      <w:pPr>
-        <w:spacing w:line="240" w:lineRule="auto"/>
-        <w:ind w:firstLine="720"/>
-        <w:rPr>
-          <w:noProof/>
-          <w:sz w:val="24"/>
-          <w:szCs w:val="24"/>
-          <w:lang w:eastAsia="zh-CN"/>
-        </w:rPr>
-      </w:pPr>
-    </w:p>
-    <w:p>
-      <w:pPr>
-        <w:spacing w:line="240" w:lineRule="auto"/>
-        <w:ind w:firstLine="720"/>
-        <w:rPr>
-          <w:noProof/>
-          <w:sz w:val="24"/>
-          <w:szCs w:val="24"/>
-          <w:lang w:eastAsia="zh-CN"/>
-        </w:rPr>
-      </w:pPr>
-    </w:p>
-    <w:p>
-      <w:pPr>
-        <w:spacing w:line="240" w:lineRule="auto"/>
-        <w:ind w:firstLine="720"/>
-        <w:rPr>
-          <w:noProof/>
-          <w:sz w:val="24"/>
-          <w:szCs w:val="24"/>
-          <w:lang w:eastAsia="zh-CN"/>
-        </w:rPr>
-      </w:pPr>
-    </w:p>
-    <w:p>
-      <w:pPr>
-        <w:spacing w:line="240" w:lineRule="auto"/>
-        <w:ind w:firstLine="720"/>
-        <w:rPr>
-          <w:noProof/>
-          <w:sz w:val="24"/>
-          <w:szCs w:val="24"/>
-          <w:lang w:eastAsia="zh-CN"/>
-        </w:rPr>
-      </w:pPr>
+      <w:r>
+        <w:br w:type="page"/>
+      </w:r>
     </w:p>
     <w:p>
       <w:pPr>
@@ -1673,218 +1589,9 @@
           <w:lang w:eastAsia="zh-CN"/>
         </w:rPr>
       </w:pPr>
-    </w:p>
-    <w:p>
-      <w:pPr>
-        <w:spacing w:line="240" w:lineRule="auto"/>
-        <w:rPr>
-          <w:noProof/>
-          <w:sz w:val="24"/>
-          <w:szCs w:val="24"/>
-          <w:lang w:eastAsia="zh-CN"/>
-        </w:rPr>
-      </w:pPr>
-    </w:p>
-    <w:p>
-      <w:pPr>
-        <w:spacing w:line="240" w:lineRule="auto"/>
-        <w:rPr>
-          <w:noProof/>
-          <w:sz w:val="24"/>
-          <w:szCs w:val="24"/>
-          <w:lang w:eastAsia="zh-CN"/>
-        </w:rPr>
-      </w:pPr>
-    </w:p>
-    <w:p>
-      <w:pPr>
-        <w:spacing w:line="240" w:lineRule="auto"/>
-        <w:rPr>
-          <w:noProof/>
-          <w:sz w:val="24"/>
-          <w:szCs w:val="24"/>
-          <w:lang w:eastAsia="zh-CN"/>
-        </w:rPr>
-      </w:pPr>
-    </w:p>
-    <w:p>
-      <w:pPr>
-        <w:spacing w:line="240" w:lineRule="auto"/>
-        <w:rPr>
-          <w:noProof/>
-          <w:sz w:val="24"/>
-          <w:szCs w:val="24"/>
-          <w:lang w:eastAsia="zh-CN"/>
-        </w:rPr>
-      </w:pPr>
-    </w:p>
-    <w:p>
-      <w:pPr>
-        <w:spacing w:line="240" w:lineRule="auto"/>
-        <w:rPr>
-          <w:noProof/>
-          <w:sz w:val="24"/>
-          <w:szCs w:val="24"/>
-          <w:lang w:eastAsia="zh-CN"/>
-        </w:rPr>
-      </w:pPr>
-    </w:p>
-    <w:p>
-      <w:pPr>
-        <w:spacing w:line="240" w:lineRule="auto"/>
-        <w:rPr>
-          <w:noProof/>
-          <w:sz w:val="24"/>
-          <w:szCs w:val="24"/>
-          <w:lang w:eastAsia="zh-CN"/>
-        </w:rPr>
-      </w:pPr>
-    </w:p>
-    <w:p>
-      <w:pPr>
-        <w:spacing w:line="240" w:lineRule="auto"/>
-        <w:rPr>
-          <w:noProof/>
-          <w:sz w:val="24"/>
-          <w:szCs w:val="24"/>
-          <w:lang w:eastAsia="zh-CN"/>
-        </w:rPr>
-      </w:pPr>
-    </w:p>
-    <w:p>
-      <w:pPr>
-        <w:spacing w:line="240" w:lineRule="auto"/>
-        <w:rPr>
-          <w:noProof/>
-          <w:sz w:val="24"/>
-          <w:szCs w:val="24"/>
-          <w:lang w:eastAsia="zh-CN"/>
-        </w:rPr>
-      </w:pPr>
-    </w:p>
-    <w:p>
-      <w:pPr>
-        <w:spacing w:line="240" w:lineRule="auto"/>
-        <w:rPr>
-          <w:noProof/>
-          <w:sz w:val="24"/>
-          <w:szCs w:val="24"/>
-          <w:lang w:eastAsia="zh-CN"/>
-        </w:rPr>
-      </w:pPr>
-    </w:p>
-    <w:p>
-      <w:pPr>
-        <w:spacing w:line="240" w:lineRule="auto"/>
-        <w:rPr>
-          <w:noProof/>
-          <w:sz w:val="24"/>
-          <w:szCs w:val="24"/>
-          <w:lang w:eastAsia="zh-CN"/>
-        </w:rPr>
-      </w:pPr>
-    </w:p>
-    <w:p>
-      <w:pPr>
-        <w:spacing w:line="240" w:lineRule="auto"/>
-        <w:rPr>
-          <w:noProof/>
-          <w:sz w:val="24"/>
-          <w:szCs w:val="24"/>
-          <w:lang w:eastAsia="zh-CN"/>
-        </w:rPr>
-      </w:pPr>
-    </w:p>
-    <w:p>
-      <w:pPr>
-        <w:spacing w:line="240" w:lineRule="auto"/>
-        <w:rPr>
-          <w:noProof/>
-          <w:sz w:val="24"/>
-          <w:szCs w:val="24"/>
-          <w:lang w:eastAsia="zh-CN"/>
-        </w:rPr>
-      </w:pPr>
-    </w:p>
-    <w:p>
-      <w:pPr>
-        <w:spacing w:line="240" w:lineRule="auto"/>
-        <w:rPr>
-          <w:noProof/>
-          <w:sz w:val="24"/>
-          <w:szCs w:val="24"/>
-          <w:lang w:eastAsia="zh-CN"/>
-        </w:rPr>
-      </w:pPr>
-    </w:p>
-    <w:p>
-      <w:pPr>
-        <w:spacing w:line="240" w:lineRule="auto"/>
-        <w:rPr>
-          <w:noProof/>
-          <w:sz w:val="24"/>
-          <w:szCs w:val="24"/>
-          <w:lang w:eastAsia="zh-CN"/>
-        </w:rPr>
-      </w:pPr>
-    </w:p>
-    <w:p>
-      <w:pPr>
-        <w:spacing w:line="240" w:lineRule="auto"/>
-        <w:rPr>
-          <w:noProof/>
-          <w:sz w:val="24"/>
-          <w:szCs w:val="24"/>
-          <w:lang w:eastAsia="zh-CN"/>
-        </w:rPr>
-      </w:pPr>
-    </w:p>
-    <w:p>
-      <w:pPr>
-        <w:spacing w:line="240" w:lineRule="auto"/>
-        <w:ind w:firstLine="720"/>
-        <w:rPr>
-          <w:noProof/>
-          <w:sz w:val="24"/>
-          <w:szCs w:val="24"/>
-          <w:lang w:eastAsia="zh-CN"/>
-        </w:rPr>
-      </w:pPr>
-    </w:p>
-    <w:p>
-      <w:pPr>
-        <w:spacing w:line="240" w:lineRule="auto"/>
-        <w:ind w:firstLine="720"/>
-        <w:rPr>
-          <w:noProof/>
-          <w:sz w:val="24"/>
-          <w:szCs w:val="24"/>
-          <w:lang w:eastAsia="zh-CN"/>
-        </w:rPr>
-      </w:pPr>
-    </w:p>
-    <w:p>
-      <w:pPr>
-        <w:spacing w:line="240" w:lineRule="auto"/>
-        <w:ind w:firstLine="720"/>
-        <w:rPr>
-          <w:noProof/>
-          <w:sz w:val="24"/>
-          <w:szCs w:val="24"/>
-          <w:lang w:eastAsia="zh-CN"/>
-        </w:rPr>
-      </w:pPr>
-    </w:p>
-    <w:p>
-      <w:pPr>
-        <w:spacing w:line="240" w:lineRule="auto"/>
-        <w:rPr>
-          <w:noProof/>
-          <w:sz w:val="24"/>
-          <w:szCs w:val="24"/>
-          <w:lang w:eastAsia="zh-CN"/>
-        </w:rPr>
-      </w:pPr>
+      <w:r>
+        <w:br w:type="page"/>
+      </w:r>
     </w:p>
     <w:p>
       <w:pPr>

--- a/poa_template_1ip_2agent.docx
+++ b/poa_template_1ip_2agent.docx
@@ -851,9 +851,17 @@
         <mc:AlternateContent>
           <mc:Choice Requires="wps">
             <w:drawing>
-              <wp:inline distT="0" distB="0" distL="114300" distR="114300">
+              <wp:anchor distT="45720" distB="45720" distL="114300" distR="114300" simplePos="0" relativeHeight="251658240" behindDoc="0" locked="0" layoutInCell="1" allowOverlap="1" wp14:anchorId="38DA0D5C" wp14:editId="61352CF6">
+                <wp:simplePos x="0" y="0"/>
+                <wp:positionH relativeFrom="margin">
+                  <wp:align>center</wp:align>
+                </wp:positionH>
+                <wp:positionV relativeFrom="paragraph">
+                  <wp:posOffset>311150</wp:posOffset>
+                </wp:positionV>
                 <wp:extent cx="5699760" cy="769620"/>
                 <wp:effectExtent l="9525" t="6350" r="5715" b="8255"/>
+                <wp:wrapSquare wrapText="bothSides"/>
                 <wp:docPr id="139423568" name="Text Box 5"/>
                 <wp:cNvGraphicFramePr>
                   <a:graphicFrameLocks xmlns:a="http://schemas.openxmlformats.org/drawingml/2006/main"/>
@@ -909,7 +917,13 @@
                     </wps:wsp>
                   </a:graphicData>
                 </a:graphic>
-              </wp:inline>
+                <wp14:sizeRelH relativeFrom="margin">
+                  <wp14:pctWidth>0</wp14:pctWidth>
+                </wp14:sizeRelH>
+                <wp14:sizeRelV relativeFrom="margin">
+                  <wp14:pctHeight>20000</wp14:pctHeight>
+                </wp14:sizeRelV>
+              </wp:anchor>
             </w:drawing>
           </mc:Choice>
           <mc:Fallback>

--- a/poa_template_1ip_2agent.docx
+++ b/poa_template_1ip_2agent.docx
@@ -1384,9 +1384,24 @@
           <w:sz w:val="24"/>
         </w:rPr>
       </w:pPr>
-      <w:r>
-        <w:br w:type="page"/>
-      </w:r>
+    </w:p>
+    <w:p>
+      <w:pPr>
+        <w:pStyle w:val="BodyText"/>
+        <w:ind w:left="3600"/>
+        <w:rPr>
+          <w:rFonts w:eastAsia="Times New Roman"/>
+          <w:szCs w:val="24"/>
+        </w:rPr>
+      </w:pPr>
+    </w:p>
+    <w:p>
+      <w:pPr>
+        <w:spacing w:line="240" w:lineRule="auto"/>
+        <w:rPr>
+          <w:noProof/>
+        </w:rPr>
+      </w:pPr>
     </w:p>
     <w:p>
       <w:pPr>
@@ -1401,9 +1416,17 @@
         </w:rPr>
         <w:lastRenderedPageBreak/>
         <w:drawing>
-          <wp:inline distT="0" distB="0" distL="114300" distR="114300">
+          <wp:anchor distT="0" distB="0" distL="114300" distR="114300" simplePos="0" relativeHeight="251659266" behindDoc="0" locked="0" layoutInCell="1" allowOverlap="1" wp14:anchorId="652BCCDF" wp14:editId="11409DB7">
+            <wp:simplePos x="0" y="0"/>
+            <wp:positionH relativeFrom="column">
+              <wp:posOffset>28575</wp:posOffset>
+            </wp:positionH>
+            <wp:positionV relativeFrom="paragraph">
+              <wp:posOffset>0</wp:posOffset>
+            </wp:positionV>
             <wp:extent cx="3531870" cy="2333625"/>
             <wp:effectExtent l="0" t="0" r="0" b="9525"/>
+            <wp:wrapSquare wrapText="bothSides"/>
             <wp:docPr id="1419088409" name="Picture 1"/>
             <wp:cNvGraphicFramePr>
               <a:graphicFrameLocks xmlns:a="http://schemas.openxmlformats.org/drawingml/2006/main" noChangeAspect="1"/>
@@ -1439,7 +1462,13 @@
                 </pic:pic>
               </a:graphicData>
             </a:graphic>
-          </wp:inline>
+            <wp14:sizeRelH relativeFrom="margin">
+              <wp14:pctWidth>0</wp14:pctWidth>
+            </wp14:sizeRelH>
+            <wp14:sizeRelV relativeFrom="margin">
+              <wp14:pctHeight>0</wp14:pctHeight>
+            </wp14:sizeRelV>
+          </wp:anchor>
         </w:drawing>
       </w:r>
       <w:r>
@@ -1449,6 +1478,40 @@
         <w:t xml:space="preserve"> </w:t>
       </w:r>
     </w:p>
+    <w:p/>
+    <w:p/>
+    <w:p>
+      <w:pPr>
+        <w:spacing w:line="240" w:lineRule="auto"/>
+        <w:rPr>
+          <w:noProof/>
+        </w:rPr>
+      </w:pPr>
+    </w:p>
+    <w:p>
+      <w:pPr>
+        <w:spacing w:line="240" w:lineRule="auto"/>
+        <w:rPr>
+          <w:noProof/>
+        </w:rPr>
+      </w:pPr>
+    </w:p>
+    <w:p>
+      <w:pPr>
+        <w:spacing w:line="240" w:lineRule="auto"/>
+        <w:rPr>
+          <w:noProof/>
+        </w:rPr>
+      </w:pPr>
+    </w:p>
+    <w:p>
+      <w:pPr>
+        <w:spacing w:line="240" w:lineRule="auto"/>
+        <w:rPr>
+          <w:noProof/>
+        </w:rPr>
+      </w:pPr>
+    </w:p>
     <w:p>
       <w:pPr>
         <w:spacing w:line="240" w:lineRule="auto"/>
@@ -1457,6 +1520,61 @@
           <w:noProof/>
           <w:sz w:val="24"/>
           <w:szCs w:val="24"/>
+        </w:rPr>
+      </w:pPr>
+    </w:p>
+    <w:p>
+      <w:pPr>
+        <w:spacing w:line="240" w:lineRule="auto"/>
+        <w:ind w:firstLine="720"/>
+        <w:rPr>
+          <w:noProof/>
+          <w:sz w:val="24"/>
+          <w:szCs w:val="24"/>
+        </w:rPr>
+      </w:pPr>
+    </w:p>
+    <w:p>
+      <w:pPr>
+        <w:spacing w:line="240" w:lineRule="auto"/>
+        <w:ind w:firstLine="720"/>
+        <w:rPr>
+          <w:noProof/>
+          <w:sz w:val="24"/>
+          <w:szCs w:val="24"/>
+        </w:rPr>
+      </w:pPr>
+    </w:p>
+    <w:p>
+      <w:pPr>
+        <w:spacing w:line="240" w:lineRule="auto"/>
+        <w:ind w:firstLine="720"/>
+        <w:rPr>
+          <w:noProof/>
+          <w:sz w:val="24"/>
+          <w:szCs w:val="24"/>
+        </w:rPr>
+      </w:pPr>
+    </w:p>
+    <w:p>
+      <w:pPr>
+        <w:spacing w:line="240" w:lineRule="auto"/>
+        <w:ind w:firstLine="720"/>
+        <w:rPr>
+          <w:noProof/>
+          <w:sz w:val="24"/>
+          <w:szCs w:val="24"/>
+        </w:rPr>
+      </w:pPr>
+    </w:p>
+    <w:p>
+      <w:pPr>
+        <w:spacing w:line="240" w:lineRule="auto"/>
+        <w:ind w:firstLine="720"/>
+        <w:rPr>
+          <w:noProof/>
+          <w:sz w:val="24"/>
+          <w:szCs w:val="24"/>
           <w:lang w:eastAsia="zh-CN"/>
         </w:rPr>
       </w:pPr>
@@ -1490,9 +1608,78 @@
           <w:lang w:eastAsia="zh-CN"/>
         </w:rPr>
       </w:pPr>
-      <w:r>
-        <w:br w:type="page"/>
-      </w:r>
+    </w:p>
+    <w:p>
+      <w:pPr>
+        <w:spacing w:line="240" w:lineRule="auto"/>
+        <w:ind w:firstLine="720"/>
+        <w:rPr>
+          <w:noProof/>
+          <w:sz w:val="24"/>
+          <w:szCs w:val="24"/>
+          <w:lang w:eastAsia="zh-CN"/>
+        </w:rPr>
+      </w:pPr>
+    </w:p>
+    <w:p>
+      <w:pPr>
+        <w:spacing w:line="240" w:lineRule="auto"/>
+        <w:ind w:firstLine="720"/>
+        <w:rPr>
+          <w:noProof/>
+          <w:sz w:val="24"/>
+          <w:szCs w:val="24"/>
+          <w:lang w:eastAsia="zh-CN"/>
+        </w:rPr>
+      </w:pPr>
+    </w:p>
+    <w:p>
+      <w:pPr>
+        <w:spacing w:line="240" w:lineRule="auto"/>
+        <w:ind w:firstLine="720"/>
+        <w:rPr>
+          <w:noProof/>
+          <w:sz w:val="24"/>
+          <w:szCs w:val="24"/>
+          <w:lang w:eastAsia="zh-CN"/>
+        </w:rPr>
+      </w:pPr>
+    </w:p>
+    <w:p>
+      <w:pPr>
+        <w:spacing w:line="240" w:lineRule="auto"/>
+        <w:ind w:firstLine="720"/>
+        <w:rPr>
+          <w:noProof/>
+          <w:sz w:val="24"/>
+          <w:szCs w:val="24"/>
+          <w:lang w:eastAsia="zh-CN"/>
+        </w:rPr>
+      </w:pPr>
+    </w:p>
+    <w:p>
+      <w:pPr>
+        <w:spacing w:line="240" w:lineRule="auto"/>
+        <w:ind w:firstLine="720"/>
+        <w:rPr>
+          <w:noProof/>
+          <w:sz w:val="24"/>
+          <w:szCs w:val="24"/>
+          <w:lang w:eastAsia="zh-CN"/>
+        </w:rPr>
+      </w:pPr>
+    </w:p>
+    <w:p>
+      <w:pPr>
+        <w:spacing w:line="240" w:lineRule="auto"/>
+        <w:ind w:firstLine="720"/>
+        <w:rPr>
+          <w:noProof/>
+          <w:sz w:val="24"/>
+          <w:szCs w:val="24"/>
+          <w:lang w:eastAsia="zh-CN"/>
+        </w:rPr>
+      </w:pPr>
     </w:p>
     <w:p>
       <w:pPr>
@@ -1512,9 +1699,17 @@
           <w:lang w:eastAsia="zh-CN"/>
         </w:rPr>
         <w:drawing>
-          <wp:inline distT="0" distB="0" distL="114300" distR="114300">
+          <wp:anchor distT="0" distB="0" distL="114300" distR="114300" simplePos="0" relativeHeight="251660290" behindDoc="0" locked="0" layoutInCell="1" allowOverlap="1" wp14:anchorId="070F0EF2" wp14:editId="79EF3BE2">
+            <wp:simplePos x="0" y="0"/>
+            <wp:positionH relativeFrom="margin">
+              <wp:align>left</wp:align>
+            </wp:positionH>
+            <wp:positionV relativeFrom="paragraph">
+              <wp:posOffset>27940</wp:posOffset>
+            </wp:positionV>
             <wp:extent cx="3438525" cy="2077085"/>
             <wp:effectExtent l="0" t="0" r="0" b="0"/>
+            <wp:wrapSquare wrapText="bothSides"/>
             <wp:docPr id="1917260213" name="Picture 1"/>
             <wp:cNvGraphicFramePr>
               <a:graphicFrameLocks xmlns:a="http://schemas.openxmlformats.org/drawingml/2006/main" noChangeAspect="1"/>
@@ -1550,18 +1745,129 @@
                 </pic:pic>
               </a:graphicData>
             </a:graphic>
-          </wp:inline>
+            <wp14:sizeRelH relativeFrom="margin">
+              <wp14:pctWidth>0</wp14:pctWidth>
+            </wp14:sizeRelH>
+            <wp14:sizeRelV relativeFrom="margin">
+              <wp14:pctHeight>0</wp14:pctHeight>
+            </wp14:sizeRelV>
+          </wp:anchor>
         </w:drawing>
       </w:r>
     </w:p>
     <w:p>
       <w:pPr>
         <w:spacing w:line="240" w:lineRule="auto"/>
+        <w:rPr>
+          <w:noProof/>
+          <w:sz w:val="24"/>
+          <w:szCs w:val="24"/>
+          <w:lang w:eastAsia="zh-CN"/>
+        </w:rPr>
+      </w:pPr>
+      <w:r>
+        <w:rPr>
+          <w:noProof/>
+        </w:rPr>
+        <w:t xml:space="preserve"> </w:t>
+      </w:r>
+    </w:p>
+    <w:p>
+      <w:pPr>
+        <w:spacing w:line="240" w:lineRule="auto"/>
+        <w:rPr>
+          <w:noProof/>
+          <w:sz w:val="24"/>
+          <w:szCs w:val="24"/>
+          <w:lang w:eastAsia="zh-CN"/>
+        </w:rPr>
+      </w:pPr>
+    </w:p>
+    <w:p>
+      <w:pPr>
+        <w:spacing w:line="240" w:lineRule="auto"/>
+        <w:rPr>
+          <w:noProof/>
+          <w:sz w:val="24"/>
+          <w:szCs w:val="24"/>
+          <w:lang w:eastAsia="zh-CN"/>
+        </w:rPr>
+      </w:pPr>
+    </w:p>
+    <w:p>
+      <w:pPr>
+        <w:spacing w:line="240" w:lineRule="auto"/>
+        <w:rPr>
+          <w:noProof/>
+          <w:sz w:val="24"/>
+          <w:szCs w:val="24"/>
+          <w:lang w:eastAsia="zh-CN"/>
+        </w:rPr>
+      </w:pPr>
+    </w:p>
+    <w:p>
+      <w:pPr>
+        <w:spacing w:line="240" w:lineRule="auto"/>
+        <w:rPr>
+          <w:noProof/>
+          <w:sz w:val="24"/>
+          <w:szCs w:val="24"/>
+          <w:lang w:eastAsia="zh-CN"/>
+        </w:rPr>
+      </w:pPr>
+    </w:p>
+    <w:p>
+      <w:pPr>
+        <w:spacing w:line="240" w:lineRule="auto"/>
         <w:ind w:firstLine="720"/>
         <w:rPr>
           <w:noProof/>
           <w:sz w:val="24"/>
           <w:szCs w:val="24"/>
+        </w:rPr>
+      </w:pPr>
+    </w:p>
+    <w:p>
+      <w:pPr>
+        <w:spacing w:line="240" w:lineRule="auto"/>
+        <w:ind w:firstLine="720"/>
+        <w:rPr>
+          <w:noProof/>
+          <w:sz w:val="24"/>
+          <w:szCs w:val="24"/>
+        </w:rPr>
+      </w:pPr>
+    </w:p>
+    <w:p>
+      <w:pPr>
+        <w:spacing w:line="240" w:lineRule="auto"/>
+        <w:ind w:firstLine="720"/>
+        <w:rPr>
+          <w:noProof/>
+          <w:sz w:val="24"/>
+          <w:szCs w:val="24"/>
+        </w:rPr>
+      </w:pPr>
+    </w:p>
+    <w:p>
+      <w:pPr>
+        <w:spacing w:line="240" w:lineRule="auto"/>
+        <w:ind w:firstLine="720"/>
+        <w:rPr>
+          <w:noProof/>
+          <w:sz w:val="24"/>
+          <w:szCs w:val="24"/>
+        </w:rPr>
+      </w:pPr>
+    </w:p>
+    <w:p>
+      <w:pPr>
+        <w:spacing w:line="240" w:lineRule="auto"/>
+        <w:ind w:firstLine="720"/>
+        <w:rPr>
+          <w:noProof/>
+          <w:sz w:val="24"/>
+          <w:szCs w:val="24"/>
           <w:lang w:eastAsia="zh-CN"/>
         </w:rPr>
       </w:pPr>
@@ -1603,9 +1909,218 @@
           <w:lang w:eastAsia="zh-CN"/>
         </w:rPr>
       </w:pPr>
-      <w:r>
-        <w:br w:type="page"/>
-      </w:r>
+    </w:p>
+    <w:p>
+      <w:pPr>
+        <w:spacing w:line="240" w:lineRule="auto"/>
+        <w:rPr>
+          <w:noProof/>
+          <w:sz w:val="24"/>
+          <w:szCs w:val="24"/>
+          <w:lang w:eastAsia="zh-CN"/>
+        </w:rPr>
+      </w:pPr>
+    </w:p>
+    <w:p>
+      <w:pPr>
+        <w:spacing w:line="240" w:lineRule="auto"/>
+        <w:rPr>
+          <w:noProof/>
+          <w:sz w:val="24"/>
+          <w:szCs w:val="24"/>
+          <w:lang w:eastAsia="zh-CN"/>
+        </w:rPr>
+      </w:pPr>
+    </w:p>
+    <w:p>
+      <w:pPr>
+        <w:spacing w:line="240" w:lineRule="auto"/>
+        <w:rPr>
+          <w:noProof/>
+          <w:sz w:val="24"/>
+          <w:szCs w:val="24"/>
+          <w:lang w:eastAsia="zh-CN"/>
+        </w:rPr>
+      </w:pPr>
+    </w:p>
+    <w:p>
+      <w:pPr>
+        <w:spacing w:line="240" w:lineRule="auto"/>
+        <w:rPr>
+          <w:noProof/>
+          <w:sz w:val="24"/>
+          <w:szCs w:val="24"/>
+          <w:lang w:eastAsia="zh-CN"/>
+        </w:rPr>
+      </w:pPr>
+    </w:p>
+    <w:p>
+      <w:pPr>
+        <w:spacing w:line="240" w:lineRule="auto"/>
+        <w:rPr>
+          <w:noProof/>
+          <w:sz w:val="24"/>
+          <w:szCs w:val="24"/>
+          <w:lang w:eastAsia="zh-CN"/>
+        </w:rPr>
+      </w:pPr>
+    </w:p>
+    <w:p>
+      <w:pPr>
+        <w:spacing w:line="240" w:lineRule="auto"/>
+        <w:rPr>
+          <w:noProof/>
+          <w:sz w:val="24"/>
+          <w:szCs w:val="24"/>
+          <w:lang w:eastAsia="zh-CN"/>
+        </w:rPr>
+      </w:pPr>
+    </w:p>
+    <w:p>
+      <w:pPr>
+        <w:spacing w:line="240" w:lineRule="auto"/>
+        <w:rPr>
+          <w:noProof/>
+          <w:sz w:val="24"/>
+          <w:szCs w:val="24"/>
+          <w:lang w:eastAsia="zh-CN"/>
+        </w:rPr>
+      </w:pPr>
+    </w:p>
+    <w:p>
+      <w:pPr>
+        <w:spacing w:line="240" w:lineRule="auto"/>
+        <w:rPr>
+          <w:noProof/>
+          <w:sz w:val="24"/>
+          <w:szCs w:val="24"/>
+          <w:lang w:eastAsia="zh-CN"/>
+        </w:rPr>
+      </w:pPr>
+    </w:p>
+    <w:p>
+      <w:pPr>
+        <w:spacing w:line="240" w:lineRule="auto"/>
+        <w:rPr>
+          <w:noProof/>
+          <w:sz w:val="24"/>
+          <w:szCs w:val="24"/>
+          <w:lang w:eastAsia="zh-CN"/>
+        </w:rPr>
+      </w:pPr>
+    </w:p>
+    <w:p>
+      <w:pPr>
+        <w:spacing w:line="240" w:lineRule="auto"/>
+        <w:rPr>
+          <w:noProof/>
+          <w:sz w:val="24"/>
+          <w:szCs w:val="24"/>
+          <w:lang w:eastAsia="zh-CN"/>
+        </w:rPr>
+      </w:pPr>
+    </w:p>
+    <w:p>
+      <w:pPr>
+        <w:spacing w:line="240" w:lineRule="auto"/>
+        <w:rPr>
+          <w:noProof/>
+          <w:sz w:val="24"/>
+          <w:szCs w:val="24"/>
+          <w:lang w:eastAsia="zh-CN"/>
+        </w:rPr>
+      </w:pPr>
+    </w:p>
+    <w:p>
+      <w:pPr>
+        <w:spacing w:line="240" w:lineRule="auto"/>
+        <w:rPr>
+          <w:noProof/>
+          <w:sz w:val="24"/>
+          <w:szCs w:val="24"/>
+          <w:lang w:eastAsia="zh-CN"/>
+        </w:rPr>
+      </w:pPr>
+    </w:p>
+    <w:p>
+      <w:pPr>
+        <w:spacing w:line="240" w:lineRule="auto"/>
+        <w:rPr>
+          <w:noProof/>
+          <w:sz w:val="24"/>
+          <w:szCs w:val="24"/>
+          <w:lang w:eastAsia="zh-CN"/>
+        </w:rPr>
+      </w:pPr>
+    </w:p>
+    <w:p>
+      <w:pPr>
+        <w:spacing w:line="240" w:lineRule="auto"/>
+        <w:rPr>
+          <w:noProof/>
+          <w:sz w:val="24"/>
+          <w:szCs w:val="24"/>
+          <w:lang w:eastAsia="zh-CN"/>
+        </w:rPr>
+      </w:pPr>
+    </w:p>
+    <w:p>
+      <w:pPr>
+        <w:spacing w:line="240" w:lineRule="auto"/>
+        <w:rPr>
+          <w:noProof/>
+          <w:sz w:val="24"/>
+          <w:szCs w:val="24"/>
+          <w:lang w:eastAsia="zh-CN"/>
+        </w:rPr>
+      </w:pPr>
+    </w:p>
+    <w:p>
+      <w:pPr>
+        <w:spacing w:line="240" w:lineRule="auto"/>
+        <w:ind w:firstLine="720"/>
+        <w:rPr>
+          <w:noProof/>
+          <w:sz w:val="24"/>
+          <w:szCs w:val="24"/>
+          <w:lang w:eastAsia="zh-CN"/>
+        </w:rPr>
+      </w:pPr>
+    </w:p>
+    <w:p>
+      <w:pPr>
+        <w:spacing w:line="240" w:lineRule="auto"/>
+        <w:ind w:firstLine="720"/>
+        <w:rPr>
+          <w:noProof/>
+          <w:sz w:val="24"/>
+          <w:szCs w:val="24"/>
+          <w:lang w:eastAsia="zh-CN"/>
+        </w:rPr>
+      </w:pPr>
+    </w:p>
+    <w:p>
+      <w:pPr>
+        <w:spacing w:line="240" w:lineRule="auto"/>
+        <w:ind w:firstLine="720"/>
+        <w:rPr>
+          <w:noProof/>
+          <w:sz w:val="24"/>
+          <w:szCs w:val="24"/>
+          <w:lang w:eastAsia="zh-CN"/>
+        </w:rPr>
+      </w:pPr>
+    </w:p>
+    <w:p>
+      <w:pPr>
+        <w:spacing w:line="240" w:lineRule="auto"/>
+        <w:rPr>
+          <w:noProof/>
+          <w:sz w:val="24"/>
+          <w:szCs w:val="24"/>
+          <w:lang w:eastAsia="zh-CN"/>
+        </w:rPr>
+      </w:pPr>
     </w:p>
     <w:p>
       <w:pPr>
@@ -1699,6 +2214,15 @@
         </w:rPr>
         <w:t xml:space="preserve">  </w:t>
       </w:r>
+    </w:p>
+    <w:p>
+      <w:pPr>
+        <w:spacing w:line="240" w:lineRule="auto"/>
+        <w:rPr>
+          <w:sz w:val="24"/>
+          <w:szCs w:val="24"/>
+        </w:rPr>
+      </w:pPr>
     </w:p>
     <w:sectPr>
       <w:headerReference w:type="default" r:id="rId13"/>

--- a/poa_template_1ip_2agent.docx
+++ b/poa_template_1ip_2agent.docx
@@ -1409,6 +1409,8 @@
         <w:rPr>
           <w:noProof/>
         </w:rPr>
+        <w:jc w:val="center"/>
+        <w:pageBreakBefore/>
       </w:pPr>
       <w:r>
         <w:rPr>
@@ -1416,17 +1418,9 @@
         </w:rPr>
         <w:lastRenderedPageBreak/>
         <w:drawing>
-          <wp:anchor distT="0" distB="0" distL="114300" distR="114300" simplePos="0" relativeHeight="251659266" behindDoc="0" locked="0" layoutInCell="1" allowOverlap="1" wp14:anchorId="652BCCDF" wp14:editId="11409DB7">
-            <wp:simplePos x="0" y="0"/>
-            <wp:positionH relativeFrom="column">
-              <wp:posOffset>28575</wp:posOffset>
-            </wp:positionH>
-            <wp:positionV relativeFrom="paragraph">
-              <wp:posOffset>0</wp:posOffset>
-            </wp:positionV>
+          <wp:inline distT="0" distB="0" distL="0" distR="0">
             <wp:extent cx="3531870" cy="2333625"/>
             <wp:effectExtent l="0" t="0" r="0" b="9525"/>
-            <wp:wrapSquare wrapText="bothSides"/>
             <wp:docPr id="1419088409" name="Picture 1"/>
             <wp:cNvGraphicFramePr>
               <a:graphicFrameLocks xmlns:a="http://schemas.openxmlformats.org/drawingml/2006/main" noChangeAspect="1"/>
@@ -1462,13 +1456,7 @@
                 </pic:pic>
               </a:graphicData>
             </a:graphic>
-            <wp14:sizeRelH relativeFrom="margin">
-              <wp14:pctWidth>0</wp14:pctWidth>
-            </wp14:sizeRelH>
-            <wp14:sizeRelV relativeFrom="margin">
-              <wp14:pctHeight>0</wp14:pctHeight>
-            </wp14:sizeRelV>
-          </wp:anchor>
+          </wp:inline>
         </w:drawing>
       </w:r>
       <w:r>
@@ -1478,40 +1466,6 @@
         <w:t xml:space="preserve"> </w:t>
       </w:r>
     </w:p>
-    <w:p/>
-    <w:p/>
-    <w:p>
-      <w:pPr>
-        <w:spacing w:line="240" w:lineRule="auto"/>
-        <w:rPr>
-          <w:noProof/>
-        </w:rPr>
-      </w:pPr>
-    </w:p>
-    <w:p>
-      <w:pPr>
-        <w:spacing w:line="240" w:lineRule="auto"/>
-        <w:rPr>
-          <w:noProof/>
-        </w:rPr>
-      </w:pPr>
-    </w:p>
-    <w:p>
-      <w:pPr>
-        <w:spacing w:line="240" w:lineRule="auto"/>
-        <w:rPr>
-          <w:noProof/>
-        </w:rPr>
-      </w:pPr>
-    </w:p>
-    <w:p>
-      <w:pPr>
-        <w:spacing w:line="240" w:lineRule="auto"/>
-        <w:rPr>
-          <w:noProof/>
-        </w:rPr>
-      </w:pPr>
-    </w:p>
     <w:p>
       <w:pPr>
         <w:spacing w:line="240" w:lineRule="auto"/>
@@ -1520,8 +1474,27 @@
           <w:noProof/>
           <w:sz w:val="24"/>
           <w:szCs w:val="24"/>
-        </w:rPr>
-      </w:pPr>
+          <w:lang w:eastAsia="zh-CN"/>
+        </w:rPr>
+      </w:pPr>
+      <w:r>
+        <w:rPr>
+          <w:noProof/>
+          <w:sz w:val="24"/>
+          <w:szCs w:val="24"/>
+        </w:rPr>
+        <w:t>Power of Attorney</w:t>
+      </w:r>
+      <w:r>
+        <w:rPr>
+          <w:rFonts w:hint="eastAsia"/>
+          <w:noProof/>
+          <w:sz w:val="24"/>
+          <w:szCs w:val="24"/>
+          <w:lang w:eastAsia="zh-CN"/>
+        </w:rPr>
+        <w:t xml:space="preserve"> 1</w:t>
+      </w:r>
     </w:p>
     <w:p>
       <w:pPr>
@@ -1531,6 +1504,7 @@
           <w:noProof/>
           <w:sz w:val="24"/>
           <w:szCs w:val="24"/>
+          <w:lang w:eastAsia="zh-CN"/>
         </w:rPr>
       </w:pPr>
     </w:p>
@@ -1542,6 +1516,7 @@
           <w:noProof/>
           <w:sz w:val="24"/>
           <w:szCs w:val="24"/>
+          <w:lang w:eastAsia="zh-CN"/>
         </w:rPr>
       </w:pPr>
     </w:p>
@@ -1553,6 +1528,7 @@
           <w:noProof/>
           <w:sz w:val="24"/>
           <w:szCs w:val="24"/>
+          <w:lang w:eastAsia="zh-CN"/>
         </w:rPr>
       </w:pPr>
     </w:p>
@@ -1564,6 +1540,7 @@
           <w:noProof/>
           <w:sz w:val="24"/>
           <w:szCs w:val="24"/>
+          <w:lang w:eastAsia="zh-CN"/>
         </w:rPr>
       </w:pPr>
     </w:p>
@@ -1578,24 +1555,6 @@
           <w:lang w:eastAsia="zh-CN"/>
         </w:rPr>
       </w:pPr>
-      <w:r>
-        <w:rPr>
-          <w:noProof/>
-          <w:sz w:val="24"/>
-          <w:szCs w:val="24"/>
-        </w:rPr>
-        <w:t>Power of Attorney</w:t>
-      </w:r>
-      <w:r>
-        <w:rPr>
-          <w:rFonts w:hint="eastAsia"/>
-          <w:noProof/>
-          <w:sz w:val="24"/>
-          <w:szCs w:val="24"/>
-          <w:lang w:eastAsia="zh-CN"/>
-        </w:rPr>
-        <w:t xml:space="preserve"> 1</w:t>
-      </w:r>
     </w:p>
     <w:p>
       <w:pPr>
@@ -1624,72 +1583,14 @@
     <w:p>
       <w:pPr>
         <w:spacing w:line="240" w:lineRule="auto"/>
-        <w:ind w:firstLine="720"/>
-        <w:rPr>
-          <w:noProof/>
-          <w:sz w:val="24"/>
-          <w:szCs w:val="24"/>
-          <w:lang w:eastAsia="zh-CN"/>
-        </w:rPr>
-      </w:pPr>
-    </w:p>
-    <w:p>
-      <w:pPr>
-        <w:spacing w:line="240" w:lineRule="auto"/>
-        <w:ind w:firstLine="720"/>
-        <w:rPr>
-          <w:noProof/>
-          <w:sz w:val="24"/>
-          <w:szCs w:val="24"/>
-          <w:lang w:eastAsia="zh-CN"/>
-        </w:rPr>
-      </w:pPr>
-    </w:p>
-    <w:p>
-      <w:pPr>
-        <w:spacing w:line="240" w:lineRule="auto"/>
-        <w:ind w:firstLine="720"/>
-        <w:rPr>
-          <w:noProof/>
-          <w:sz w:val="24"/>
-          <w:szCs w:val="24"/>
-          <w:lang w:eastAsia="zh-CN"/>
-        </w:rPr>
-      </w:pPr>
-    </w:p>
-    <w:p>
-      <w:pPr>
-        <w:spacing w:line="240" w:lineRule="auto"/>
-        <w:ind w:firstLine="720"/>
-        <w:rPr>
-          <w:noProof/>
-          <w:sz w:val="24"/>
-          <w:szCs w:val="24"/>
-          <w:lang w:eastAsia="zh-CN"/>
-        </w:rPr>
-      </w:pPr>
-    </w:p>
-    <w:p>
-      <w:pPr>
-        <w:spacing w:line="240" w:lineRule="auto"/>
-        <w:ind w:firstLine="720"/>
-        <w:rPr>
-          <w:noProof/>
-          <w:sz w:val="24"/>
-          <w:szCs w:val="24"/>
-          <w:lang w:eastAsia="zh-CN"/>
-        </w:rPr>
-      </w:pPr>
-    </w:p>
-    <w:p>
-      <w:pPr>
-        <w:spacing w:line="240" w:lineRule="auto"/>
-        <w:rPr>
-          <w:noProof/>
-          <w:sz w:val="24"/>
-          <w:szCs w:val="24"/>
-          <w:lang w:eastAsia="zh-CN"/>
-        </w:rPr>
+        <w:rPr>
+          <w:noProof/>
+          <w:sz w:val="24"/>
+          <w:szCs w:val="24"/>
+          <w:lang w:eastAsia="zh-CN"/>
+        </w:rPr>
+        <w:jc w:val="center"/>
+        <w:pageBreakBefore/>
       </w:pPr>
       <w:r>
         <w:rPr>
@@ -1699,17 +1600,9 @@
           <w:lang w:eastAsia="zh-CN"/>
         </w:rPr>
         <w:drawing>
-          <wp:anchor distT="0" distB="0" distL="114300" distR="114300" simplePos="0" relativeHeight="251660290" behindDoc="0" locked="0" layoutInCell="1" allowOverlap="1" wp14:anchorId="070F0EF2" wp14:editId="79EF3BE2">
-            <wp:simplePos x="0" y="0"/>
-            <wp:positionH relativeFrom="margin">
-              <wp:align>left</wp:align>
-            </wp:positionH>
-            <wp:positionV relativeFrom="paragraph">
-              <wp:posOffset>27940</wp:posOffset>
-            </wp:positionV>
+          <wp:inline distT="0" distB="0" distL="0" distR="0">
             <wp:extent cx="3438525" cy="2077085"/>
             <wp:effectExtent l="0" t="0" r="0" b="0"/>
-            <wp:wrapSquare wrapText="bothSides"/>
             <wp:docPr id="1917260213" name="Picture 1"/>
             <wp:cNvGraphicFramePr>
               <a:graphicFrameLocks xmlns:a="http://schemas.openxmlformats.org/drawingml/2006/main" noChangeAspect="1"/>
@@ -1745,32 +1638,180 @@
                 </pic:pic>
               </a:graphicData>
             </a:graphic>
-            <wp14:sizeRelH relativeFrom="margin">
-              <wp14:pctWidth>0</wp14:pctWidth>
-            </wp14:sizeRelH>
-            <wp14:sizeRelV relativeFrom="margin">
-              <wp14:pctHeight>0</wp14:pctHeight>
-            </wp14:sizeRelV>
-          </wp:anchor>
+          </wp:inline>
         </w:drawing>
       </w:r>
     </w:p>
     <w:p>
       <w:pPr>
         <w:spacing w:line="240" w:lineRule="auto"/>
-        <w:rPr>
-          <w:noProof/>
-          <w:sz w:val="24"/>
-          <w:szCs w:val="24"/>
-          <w:lang w:eastAsia="zh-CN"/>
-        </w:rPr>
-      </w:pPr>
-      <w:r>
-        <w:rPr>
-          <w:noProof/>
+        <w:ind w:firstLine="720"/>
+        <w:rPr>
+          <w:noProof/>
+          <w:sz w:val="24"/>
+          <w:szCs w:val="24"/>
+          <w:lang w:eastAsia="zh-CN"/>
+        </w:rPr>
+      </w:pPr>
+      <w:r>
+        <w:rPr>
+          <w:noProof/>
+          <w:sz w:val="24"/>
+          <w:szCs w:val="24"/>
+        </w:rPr>
+        <w:t>Power of Attorney</w:t>
+      </w:r>
+      <w:r>
+        <w:rPr>
+          <w:rFonts w:hint="eastAsia"/>
+          <w:noProof/>
+          <w:sz w:val="24"/>
+          <w:szCs w:val="24"/>
+          <w:lang w:eastAsia="zh-CN"/>
         </w:rPr>
         <w:t xml:space="preserve"> </w:t>
       </w:r>
+      <w:r>
+        <w:rPr>
+          <w:noProof/>
+          <w:sz w:val="24"/>
+          <w:szCs w:val="24"/>
+          <w:lang w:eastAsia="zh-CN"/>
+        </w:rPr>
+        <w:t>2</w:t>
+      </w:r>
+    </w:p>
+    <w:p>
+      <w:pPr>
+        <w:spacing w:line="240" w:lineRule="auto"/>
+        <w:rPr>
+          <w:noProof/>
+          <w:sz w:val="24"/>
+          <w:szCs w:val="24"/>
+          <w:lang w:eastAsia="zh-CN"/>
+        </w:rPr>
+      </w:pPr>
+    </w:p>
+    <w:p>
+      <w:pPr>
+        <w:spacing w:line="240" w:lineRule="auto"/>
+        <w:rPr>
+          <w:noProof/>
+          <w:sz w:val="24"/>
+          <w:szCs w:val="24"/>
+          <w:lang w:eastAsia="zh-CN"/>
+        </w:rPr>
+      </w:pPr>
+    </w:p>
+    <w:p>
+      <w:pPr>
+        <w:spacing w:line="240" w:lineRule="auto"/>
+        <w:rPr>
+          <w:noProof/>
+          <w:sz w:val="24"/>
+          <w:szCs w:val="24"/>
+          <w:lang w:eastAsia="zh-CN"/>
+        </w:rPr>
+      </w:pPr>
+    </w:p>
+    <w:p>
+      <w:pPr>
+        <w:spacing w:line="240" w:lineRule="auto"/>
+        <w:rPr>
+          <w:noProof/>
+          <w:sz w:val="24"/>
+          <w:szCs w:val="24"/>
+          <w:lang w:eastAsia="zh-CN"/>
+        </w:rPr>
+      </w:pPr>
+    </w:p>
+    <w:p>
+      <w:pPr>
+        <w:spacing w:line="240" w:lineRule="auto"/>
+        <w:rPr>
+          <w:noProof/>
+          <w:sz w:val="24"/>
+          <w:szCs w:val="24"/>
+          <w:lang w:eastAsia="zh-CN"/>
+        </w:rPr>
+      </w:pPr>
+    </w:p>
+    <w:p>
+      <w:pPr>
+        <w:spacing w:line="240" w:lineRule="auto"/>
+        <w:rPr>
+          <w:noProof/>
+          <w:sz w:val="24"/>
+          <w:szCs w:val="24"/>
+          <w:lang w:eastAsia="zh-CN"/>
+        </w:rPr>
+      </w:pPr>
+    </w:p>
+    <w:p>
+      <w:pPr>
+        <w:spacing w:line="240" w:lineRule="auto"/>
+        <w:rPr>
+          <w:noProof/>
+          <w:sz w:val="24"/>
+          <w:szCs w:val="24"/>
+          <w:lang w:eastAsia="zh-CN"/>
+        </w:rPr>
+      </w:pPr>
+    </w:p>
+    <w:p>
+      <w:pPr>
+        <w:spacing w:line="240" w:lineRule="auto"/>
+        <w:rPr>
+          <w:noProof/>
+          <w:sz w:val="24"/>
+          <w:szCs w:val="24"/>
+          <w:lang w:eastAsia="zh-CN"/>
+        </w:rPr>
+      </w:pPr>
+    </w:p>
+    <w:p>
+      <w:pPr>
+        <w:spacing w:line="240" w:lineRule="auto"/>
+        <w:rPr>
+          <w:noProof/>
+          <w:sz w:val="24"/>
+          <w:szCs w:val="24"/>
+          <w:lang w:eastAsia="zh-CN"/>
+        </w:rPr>
+      </w:pPr>
+    </w:p>
+    <w:p>
+      <w:pPr>
+        <w:spacing w:line="240" w:lineRule="auto"/>
+        <w:rPr>
+          <w:noProof/>
+          <w:sz w:val="24"/>
+          <w:szCs w:val="24"/>
+          <w:lang w:eastAsia="zh-CN"/>
+        </w:rPr>
+      </w:pPr>
+    </w:p>
+    <w:p>
+      <w:pPr>
+        <w:spacing w:line="240" w:lineRule="auto"/>
+        <w:rPr>
+          <w:noProof/>
+          <w:sz w:val="24"/>
+          <w:szCs w:val="24"/>
+          <w:lang w:eastAsia="zh-CN"/>
+        </w:rPr>
+      </w:pPr>
+    </w:p>
+    <w:p>
+      <w:pPr>
+        <w:spacing w:line="240" w:lineRule="auto"/>
+        <w:rPr>
+          <w:noProof/>
+          <w:sz w:val="24"/>
+          <w:szCs w:val="24"/>
+          <w:lang w:eastAsia="zh-CN"/>
+        </w:rPr>
+      </w:pPr>
     </w:p>
     <w:p>
       <w:pPr>
@@ -1824,6 +1865,7 @@
           <w:noProof/>
           <w:sz w:val="24"/>
           <w:szCs w:val="24"/>
+          <w:lang w:eastAsia="zh-CN"/>
         </w:rPr>
       </w:pPr>
     </w:p>
@@ -1835,6 +1877,7 @@
           <w:noProof/>
           <w:sz w:val="24"/>
           <w:szCs w:val="24"/>
+          <w:lang w:eastAsia="zh-CN"/>
         </w:rPr>
       </w:pPr>
     </w:p>
@@ -1846,291 +1889,32 @@
           <w:noProof/>
           <w:sz w:val="24"/>
           <w:szCs w:val="24"/>
-        </w:rPr>
-      </w:pPr>
-    </w:p>
-    <w:p>
-      <w:pPr>
-        <w:spacing w:line="240" w:lineRule="auto"/>
-        <w:ind w:firstLine="720"/>
-        <w:rPr>
-          <w:noProof/>
-          <w:sz w:val="24"/>
-          <w:szCs w:val="24"/>
-        </w:rPr>
-      </w:pPr>
-    </w:p>
-    <w:p>
-      <w:pPr>
-        <w:spacing w:line="240" w:lineRule="auto"/>
-        <w:ind w:firstLine="720"/>
-        <w:rPr>
-          <w:noProof/>
-          <w:sz w:val="24"/>
-          <w:szCs w:val="24"/>
-          <w:lang w:eastAsia="zh-CN"/>
-        </w:rPr>
-      </w:pPr>
-      <w:r>
-        <w:rPr>
-          <w:noProof/>
-          <w:sz w:val="24"/>
-          <w:szCs w:val="24"/>
-        </w:rPr>
-        <w:t>Power of Attorney</w:t>
-      </w:r>
-      <w:r>
-        <w:rPr>
-          <w:rFonts w:hint="eastAsia"/>
-          <w:noProof/>
-          <w:sz w:val="24"/>
-          <w:szCs w:val="24"/>
-          <w:lang w:eastAsia="zh-CN"/>
-        </w:rPr>
-        <w:t xml:space="preserve"> </w:t>
-      </w:r>
-      <w:r>
-        <w:rPr>
-          <w:noProof/>
-          <w:sz w:val="24"/>
-          <w:szCs w:val="24"/>
-          <w:lang w:eastAsia="zh-CN"/>
-        </w:rPr>
-        <w:t>2</w:t>
-      </w:r>
-    </w:p>
-    <w:p>
-      <w:pPr>
-        <w:spacing w:line="240" w:lineRule="auto"/>
-        <w:rPr>
-          <w:noProof/>
-          <w:sz w:val="24"/>
-          <w:szCs w:val="24"/>
-          <w:lang w:eastAsia="zh-CN"/>
-        </w:rPr>
-      </w:pPr>
-    </w:p>
-    <w:p>
-      <w:pPr>
-        <w:spacing w:line="240" w:lineRule="auto"/>
-        <w:rPr>
-          <w:noProof/>
-          <w:sz w:val="24"/>
-          <w:szCs w:val="24"/>
-          <w:lang w:eastAsia="zh-CN"/>
-        </w:rPr>
-      </w:pPr>
-    </w:p>
-    <w:p>
-      <w:pPr>
-        <w:spacing w:line="240" w:lineRule="auto"/>
-        <w:rPr>
-          <w:noProof/>
-          <w:sz w:val="24"/>
-          <w:szCs w:val="24"/>
-          <w:lang w:eastAsia="zh-CN"/>
-        </w:rPr>
-      </w:pPr>
-    </w:p>
-    <w:p>
-      <w:pPr>
-        <w:spacing w:line="240" w:lineRule="auto"/>
-        <w:rPr>
-          <w:noProof/>
-          <w:sz w:val="24"/>
-          <w:szCs w:val="24"/>
-          <w:lang w:eastAsia="zh-CN"/>
-        </w:rPr>
-      </w:pPr>
-    </w:p>
-    <w:p>
-      <w:pPr>
-        <w:spacing w:line="240" w:lineRule="auto"/>
-        <w:rPr>
-          <w:noProof/>
-          <w:sz w:val="24"/>
-          <w:szCs w:val="24"/>
-          <w:lang w:eastAsia="zh-CN"/>
-        </w:rPr>
-      </w:pPr>
-    </w:p>
-    <w:p>
-      <w:pPr>
-        <w:spacing w:line="240" w:lineRule="auto"/>
-        <w:rPr>
-          <w:noProof/>
-          <w:sz w:val="24"/>
-          <w:szCs w:val="24"/>
-          <w:lang w:eastAsia="zh-CN"/>
-        </w:rPr>
-      </w:pPr>
-    </w:p>
-    <w:p>
-      <w:pPr>
-        <w:spacing w:line="240" w:lineRule="auto"/>
-        <w:rPr>
-          <w:noProof/>
-          <w:sz w:val="24"/>
-          <w:szCs w:val="24"/>
-          <w:lang w:eastAsia="zh-CN"/>
-        </w:rPr>
-      </w:pPr>
-    </w:p>
-    <w:p>
-      <w:pPr>
-        <w:spacing w:line="240" w:lineRule="auto"/>
-        <w:rPr>
-          <w:noProof/>
-          <w:sz w:val="24"/>
-          <w:szCs w:val="24"/>
-          <w:lang w:eastAsia="zh-CN"/>
-        </w:rPr>
-      </w:pPr>
-    </w:p>
-    <w:p>
-      <w:pPr>
-        <w:spacing w:line="240" w:lineRule="auto"/>
-        <w:rPr>
-          <w:noProof/>
-          <w:sz w:val="24"/>
-          <w:szCs w:val="24"/>
-          <w:lang w:eastAsia="zh-CN"/>
-        </w:rPr>
-      </w:pPr>
-    </w:p>
-    <w:p>
-      <w:pPr>
-        <w:spacing w:line="240" w:lineRule="auto"/>
-        <w:rPr>
-          <w:noProof/>
-          <w:sz w:val="24"/>
-          <w:szCs w:val="24"/>
-          <w:lang w:eastAsia="zh-CN"/>
-        </w:rPr>
-      </w:pPr>
-    </w:p>
-    <w:p>
-      <w:pPr>
-        <w:spacing w:line="240" w:lineRule="auto"/>
-        <w:rPr>
-          <w:noProof/>
-          <w:sz w:val="24"/>
-          <w:szCs w:val="24"/>
-          <w:lang w:eastAsia="zh-CN"/>
-        </w:rPr>
-      </w:pPr>
-    </w:p>
-    <w:p>
-      <w:pPr>
-        <w:spacing w:line="240" w:lineRule="auto"/>
-        <w:rPr>
-          <w:noProof/>
-          <w:sz w:val="24"/>
-          <w:szCs w:val="24"/>
-          <w:lang w:eastAsia="zh-CN"/>
-        </w:rPr>
-      </w:pPr>
-    </w:p>
-    <w:p>
-      <w:pPr>
-        <w:spacing w:line="240" w:lineRule="auto"/>
-        <w:rPr>
-          <w:noProof/>
-          <w:sz w:val="24"/>
-          <w:szCs w:val="24"/>
-          <w:lang w:eastAsia="zh-CN"/>
-        </w:rPr>
-      </w:pPr>
-    </w:p>
-    <w:p>
-      <w:pPr>
-        <w:spacing w:line="240" w:lineRule="auto"/>
-        <w:rPr>
-          <w:noProof/>
-          <w:sz w:val="24"/>
-          <w:szCs w:val="24"/>
-          <w:lang w:eastAsia="zh-CN"/>
-        </w:rPr>
-      </w:pPr>
-    </w:p>
-    <w:p>
-      <w:pPr>
-        <w:spacing w:line="240" w:lineRule="auto"/>
-        <w:rPr>
-          <w:noProof/>
-          <w:sz w:val="24"/>
-          <w:szCs w:val="24"/>
-          <w:lang w:eastAsia="zh-CN"/>
-        </w:rPr>
-      </w:pPr>
-    </w:p>
-    <w:p>
-      <w:pPr>
-        <w:spacing w:line="240" w:lineRule="auto"/>
-        <w:rPr>
-          <w:noProof/>
-          <w:sz w:val="24"/>
-          <w:szCs w:val="24"/>
-          <w:lang w:eastAsia="zh-CN"/>
-        </w:rPr>
-      </w:pPr>
-    </w:p>
-    <w:p>
-      <w:pPr>
-        <w:spacing w:line="240" w:lineRule="auto"/>
-        <w:ind w:firstLine="720"/>
-        <w:rPr>
-          <w:noProof/>
-          <w:sz w:val="24"/>
-          <w:szCs w:val="24"/>
-          <w:lang w:eastAsia="zh-CN"/>
-        </w:rPr>
-      </w:pPr>
-    </w:p>
-    <w:p>
-      <w:pPr>
-        <w:spacing w:line="240" w:lineRule="auto"/>
-        <w:ind w:firstLine="720"/>
-        <w:rPr>
-          <w:noProof/>
-          <w:sz w:val="24"/>
-          <w:szCs w:val="24"/>
-          <w:lang w:eastAsia="zh-CN"/>
-        </w:rPr>
-      </w:pPr>
-    </w:p>
-    <w:p>
-      <w:pPr>
-        <w:spacing w:line="240" w:lineRule="auto"/>
-        <w:ind w:firstLine="720"/>
-        <w:rPr>
-          <w:noProof/>
-          <w:sz w:val="24"/>
-          <w:szCs w:val="24"/>
-          <w:lang w:eastAsia="zh-CN"/>
-        </w:rPr>
-      </w:pPr>
-    </w:p>
-    <w:p>
-      <w:pPr>
-        <w:spacing w:line="240" w:lineRule="auto"/>
-        <w:rPr>
-          <w:noProof/>
-          <w:sz w:val="24"/>
-          <w:szCs w:val="24"/>
-          <w:lang w:eastAsia="zh-CN"/>
-        </w:rPr>
-      </w:pPr>
-    </w:p>
-    <w:p>
-      <w:pPr>
-        <w:spacing w:line="240" w:lineRule="auto"/>
-        <w:rPr>
-          <w:noProof/>
-          <w:sz w:val="24"/>
-          <w:szCs w:val="24"/>
-          <w:lang w:eastAsia="zh-CN"/>
-        </w:rPr>
+          <w:lang w:eastAsia="zh-CN"/>
+        </w:rPr>
+      </w:pPr>
+    </w:p>
+    <w:p>
+      <w:pPr>
+        <w:spacing w:line="240" w:lineRule="auto"/>
+        <w:rPr>
+          <w:noProof/>
+          <w:sz w:val="24"/>
+          <w:szCs w:val="24"/>
+          <w:lang w:eastAsia="zh-CN"/>
+        </w:rPr>
+      </w:pPr>
+    </w:p>
+    <w:p>
+      <w:pPr>
+        <w:spacing w:line="240" w:lineRule="auto"/>
+        <w:rPr>
+          <w:noProof/>
+          <w:sz w:val="24"/>
+          <w:szCs w:val="24"/>
+          <w:lang w:eastAsia="zh-CN"/>
+        </w:rPr>
+        <w:jc w:val="center"/>
+        <w:pageBreakBefore/>
       </w:pPr>
       <w:r>
         <w:rPr>
@@ -2154,7 +1938,7 @@
         </w:rPr>
         <w:drawing>
           <wp:inline distT="0" distB="0" distL="0" distR="0" wp14:anchorId="3709E080" wp14:editId="10F65DA1">
-            <wp:extent cx="3677309" cy="2543175"/>
+            <wp:extent cx="4115700" cy="5486400"/>
             <wp:effectExtent l="0" t="0" r="0" b="0"/>
             <wp:docPr id="683480666" name="Picture 1"/>
             <wp:cNvGraphicFramePr>
@@ -2176,7 +1960,7 @@
                   <pic:spPr>
                     <a:xfrm>
                       <a:off x="0" y="0"/>
-                      <a:ext cx="3683706" cy="2547599"/>
+                      <a:ext cx="4115700" cy="5486400"/>
                     </a:xfrm>
                     <a:prstGeom prst="rect">
                       <a:avLst/>
@@ -2214,15 +1998,6 @@
         </w:rPr>
         <w:t xml:space="preserve">  </w:t>
       </w:r>
-    </w:p>
-    <w:p>
-      <w:pPr>
-        <w:spacing w:line="240" w:lineRule="auto"/>
-        <w:rPr>
-          <w:sz w:val="24"/>
-          <w:szCs w:val="24"/>
-        </w:rPr>
-      </w:pPr>
     </w:p>
     <w:sectPr>
       <w:headerReference w:type="default" r:id="rId13"/>
